--- a/packages/document-engine/templates/5.2_test_periodic.docx
+++ b/packages/document-engine/templates/5.2_test_periodic.docx
@@ -2764,9 +2764,9 @@
         <w:tblInd w:w="55" w:type="dxa"/>
         <w:tblLayout w:type="fixed"/>
         <w:tblCellMar>
-          <w:top w:w="118" w:type="dxa"/>
+          <w:top w:w="55" w:type="dxa"/>
           <w:left w:w="55" w:type="dxa"/>
-          <w:bottom w:w="118" w:type="dxa"/>
+          <w:bottom w:w="55" w:type="dxa"/>
           <w:right w:w="55" w:type="dxa"/>
         </w:tblCellMar>
       </w:tblPr>
@@ -2816,8 +2816,8 @@
                 <w:color w:val="auto"/>
                 <w:spacing w:val="0"/>
                 <w:w w:val="100"/>
-                <w:sz w:val="20"/>
-                <w:szCs w:val="20"/>
+                <w:sz w:val="18"/>
+                <w:szCs w:val="18"/>
                 <w:lang w:val="ro-RO"/>
               </w:rPr>
             </w:pPr>
@@ -2829,8 +2829,8 @@
                 <w:color w:val="auto"/>
                 <w:spacing w:val="0"/>
                 <w:w w:val="100"/>
-                <w:sz w:val="20"/>
-                <w:szCs w:val="20"/>
+                <w:sz w:val="18"/>
+                <w:szCs w:val="18"/>
                 <w:lang w:val="ro-RO"/>
               </w:rPr>
               <w:t>Întrebarea</w:t>
@@ -2862,8 +2862,8 @@
                 <w:color w:val="auto"/>
                 <w:spacing w:val="0"/>
                 <w:w w:val="100"/>
-                <w:sz w:val="20"/>
-                <w:szCs w:val="20"/>
+                <w:sz w:val="18"/>
+                <w:szCs w:val="18"/>
                 <w:lang w:val="ro-RO"/>
               </w:rPr>
             </w:pPr>
@@ -2875,8 +2875,8 @@
                 <w:color w:val="auto"/>
                 <w:spacing w:val="0"/>
                 <w:w w:val="100"/>
-                <w:sz w:val="20"/>
-                <w:szCs w:val="20"/>
+                <w:sz w:val="18"/>
+                <w:szCs w:val="18"/>
                 <w:lang w:val="ro-RO"/>
               </w:rPr>
               <w:t>1</w:t>
@@ -2908,8 +2908,8 @@
                 <w:color w:val="auto"/>
                 <w:spacing w:val="0"/>
                 <w:w w:val="100"/>
-                <w:sz w:val="20"/>
-                <w:szCs w:val="20"/>
+                <w:sz w:val="18"/>
+                <w:szCs w:val="18"/>
                 <w:lang w:val="ro-RO"/>
               </w:rPr>
             </w:pPr>
@@ -2921,8 +2921,8 @@
                 <w:color w:val="auto"/>
                 <w:spacing w:val="0"/>
                 <w:w w:val="100"/>
-                <w:sz w:val="20"/>
-                <w:szCs w:val="20"/>
+                <w:sz w:val="18"/>
+                <w:szCs w:val="18"/>
                 <w:lang w:val="ro-RO"/>
               </w:rPr>
               <w:t>2</w:t>
@@ -2954,8 +2954,8 @@
                 <w:color w:val="auto"/>
                 <w:spacing w:val="0"/>
                 <w:w w:val="100"/>
-                <w:sz w:val="20"/>
-                <w:szCs w:val="20"/>
+                <w:sz w:val="18"/>
+                <w:szCs w:val="18"/>
                 <w:lang w:val="ro-RO"/>
               </w:rPr>
             </w:pPr>
@@ -2967,8 +2967,8 @@
                 <w:color w:val="auto"/>
                 <w:spacing w:val="0"/>
                 <w:w w:val="100"/>
-                <w:sz w:val="20"/>
-                <w:szCs w:val="20"/>
+                <w:sz w:val="18"/>
+                <w:szCs w:val="18"/>
                 <w:lang w:val="ro-RO"/>
               </w:rPr>
               <w:t>3</w:t>
@@ -3000,8 +3000,8 @@
                 <w:color w:val="auto"/>
                 <w:spacing w:val="0"/>
                 <w:w w:val="100"/>
-                <w:sz w:val="20"/>
-                <w:szCs w:val="20"/>
+                <w:sz w:val="18"/>
+                <w:szCs w:val="18"/>
                 <w:lang w:val="ro-RO"/>
               </w:rPr>
             </w:pPr>
@@ -3013,8 +3013,8 @@
                 <w:color w:val="auto"/>
                 <w:spacing w:val="0"/>
                 <w:w w:val="100"/>
-                <w:sz w:val="20"/>
-                <w:szCs w:val="20"/>
+                <w:sz w:val="18"/>
+                <w:szCs w:val="18"/>
                 <w:lang w:val="ro-RO"/>
               </w:rPr>
               <w:t>4</w:t>
@@ -3046,8 +3046,8 @@
                 <w:color w:val="auto"/>
                 <w:spacing w:val="0"/>
                 <w:w w:val="100"/>
-                <w:sz w:val="20"/>
-                <w:szCs w:val="20"/>
+                <w:sz w:val="18"/>
+                <w:szCs w:val="18"/>
                 <w:lang w:val="ro-RO"/>
               </w:rPr>
             </w:pPr>
@@ -3059,8 +3059,8 @@
                 <w:color w:val="auto"/>
                 <w:spacing w:val="0"/>
                 <w:w w:val="100"/>
-                <w:sz w:val="20"/>
-                <w:szCs w:val="20"/>
+                <w:sz w:val="18"/>
+                <w:szCs w:val="18"/>
                 <w:lang w:val="ro-RO"/>
               </w:rPr>
               <w:t>5</w:t>
@@ -3092,8 +3092,8 @@
                 <w:color w:val="auto"/>
                 <w:spacing w:val="0"/>
                 <w:w w:val="100"/>
-                <w:sz w:val="20"/>
-                <w:szCs w:val="20"/>
+                <w:sz w:val="18"/>
+                <w:szCs w:val="18"/>
                 <w:lang w:val="ro-RO"/>
               </w:rPr>
             </w:pPr>
@@ -3105,8 +3105,8 @@
                 <w:color w:val="auto"/>
                 <w:spacing w:val="0"/>
                 <w:w w:val="100"/>
-                <w:sz w:val="20"/>
-                <w:szCs w:val="20"/>
+                <w:sz w:val="18"/>
+                <w:szCs w:val="18"/>
                 <w:lang w:val="ro-RO"/>
               </w:rPr>
               <w:t>6</w:t>
@@ -3138,8 +3138,8 @@
                 <w:color w:val="auto"/>
                 <w:spacing w:val="0"/>
                 <w:w w:val="100"/>
-                <w:sz w:val="20"/>
-                <w:szCs w:val="20"/>
+                <w:sz w:val="18"/>
+                <w:szCs w:val="18"/>
                 <w:lang w:val="ro-RO"/>
               </w:rPr>
             </w:pPr>
@@ -3151,8 +3151,8 @@
                 <w:color w:val="auto"/>
                 <w:spacing w:val="0"/>
                 <w:w w:val="100"/>
-                <w:sz w:val="20"/>
-                <w:szCs w:val="20"/>
+                <w:sz w:val="18"/>
+                <w:szCs w:val="18"/>
                 <w:lang w:val="ro-RO"/>
               </w:rPr>
               <w:t>7</w:t>
@@ -3184,8 +3184,8 @@
                 <w:color w:val="auto"/>
                 <w:spacing w:val="0"/>
                 <w:w w:val="100"/>
-                <w:sz w:val="20"/>
-                <w:szCs w:val="20"/>
+                <w:sz w:val="18"/>
+                <w:szCs w:val="18"/>
                 <w:lang w:val="ro-RO"/>
               </w:rPr>
             </w:pPr>
@@ -3197,8 +3197,8 @@
                 <w:color w:val="auto"/>
                 <w:spacing w:val="0"/>
                 <w:w w:val="100"/>
-                <w:sz w:val="20"/>
-                <w:szCs w:val="20"/>
+                <w:sz w:val="18"/>
+                <w:szCs w:val="18"/>
                 <w:lang w:val="ro-RO"/>
               </w:rPr>
               <w:t>8</w:t>
@@ -3230,8 +3230,8 @@
                 <w:color w:val="auto"/>
                 <w:spacing w:val="0"/>
                 <w:w w:val="100"/>
-                <w:sz w:val="20"/>
-                <w:szCs w:val="20"/>
+                <w:sz w:val="18"/>
+                <w:szCs w:val="18"/>
                 <w:lang w:val="ro-RO"/>
               </w:rPr>
             </w:pPr>
@@ -3243,8 +3243,8 @@
                 <w:color w:val="auto"/>
                 <w:spacing w:val="0"/>
                 <w:w w:val="100"/>
-                <w:sz w:val="20"/>
-                <w:szCs w:val="20"/>
+                <w:sz w:val="18"/>
+                <w:szCs w:val="18"/>
                 <w:lang w:val="ro-RO"/>
               </w:rPr>
               <w:t>9</w:t>
@@ -3276,8 +3276,8 @@
                 <w:color w:val="auto"/>
                 <w:spacing w:val="0"/>
                 <w:w w:val="100"/>
-                <w:sz w:val="20"/>
-                <w:szCs w:val="20"/>
+                <w:sz w:val="18"/>
+                <w:szCs w:val="18"/>
                 <w:lang w:val="ro-RO"/>
               </w:rPr>
             </w:pPr>
@@ -3289,8 +3289,8 @@
                 <w:color w:val="auto"/>
                 <w:spacing w:val="0"/>
                 <w:w w:val="100"/>
-                <w:sz w:val="20"/>
-                <w:szCs w:val="20"/>
+                <w:sz w:val="18"/>
+                <w:szCs w:val="18"/>
                 <w:lang w:val="ro-RO"/>
               </w:rPr>
               <w:t>10</w:t>
@@ -3322,8 +3322,8 @@
                 <w:color w:val="auto"/>
                 <w:spacing w:val="0"/>
                 <w:w w:val="100"/>
-                <w:sz w:val="20"/>
-                <w:szCs w:val="20"/>
+                <w:sz w:val="18"/>
+                <w:szCs w:val="18"/>
                 <w:lang w:val="ro-RO"/>
               </w:rPr>
             </w:pPr>
@@ -3335,8 +3335,8 @@
                 <w:color w:val="auto"/>
                 <w:spacing w:val="0"/>
                 <w:w w:val="100"/>
-                <w:sz w:val="20"/>
-                <w:szCs w:val="20"/>
+                <w:sz w:val="18"/>
+                <w:szCs w:val="18"/>
                 <w:lang w:val="ro-RO"/>
               </w:rPr>
               <w:t>11</w:t>
@@ -3368,8 +3368,8 @@
                 <w:color w:val="auto"/>
                 <w:spacing w:val="0"/>
                 <w:w w:val="100"/>
-                <w:sz w:val="20"/>
-                <w:szCs w:val="20"/>
+                <w:sz w:val="18"/>
+                <w:szCs w:val="18"/>
                 <w:lang w:val="ro-RO"/>
               </w:rPr>
             </w:pPr>
@@ -3381,8 +3381,8 @@
                 <w:color w:val="auto"/>
                 <w:spacing w:val="0"/>
                 <w:w w:val="100"/>
-                <w:sz w:val="20"/>
-                <w:szCs w:val="20"/>
+                <w:sz w:val="18"/>
+                <w:szCs w:val="18"/>
                 <w:lang w:val="ro-RO"/>
               </w:rPr>
               <w:t>12</w:t>
@@ -3414,8 +3414,8 @@
                 <w:color w:val="auto"/>
                 <w:spacing w:val="0"/>
                 <w:w w:val="100"/>
-                <w:sz w:val="20"/>
-                <w:szCs w:val="20"/>
+                <w:sz w:val="18"/>
+                <w:szCs w:val="18"/>
                 <w:lang w:val="ro-RO"/>
               </w:rPr>
             </w:pPr>
@@ -3427,8 +3427,8 @@
                 <w:color w:val="auto"/>
                 <w:spacing w:val="0"/>
                 <w:w w:val="100"/>
-                <w:sz w:val="20"/>
-                <w:szCs w:val="20"/>
+                <w:sz w:val="18"/>
+                <w:szCs w:val="18"/>
                 <w:lang w:val="ro-RO"/>
               </w:rPr>
               <w:t>13</w:t>
@@ -3461,8 +3461,8 @@
                 <w:color w:val="auto"/>
                 <w:spacing w:val="0"/>
                 <w:w w:val="100"/>
-                <w:sz w:val="20"/>
-                <w:szCs w:val="20"/>
+                <w:sz w:val="18"/>
+                <w:szCs w:val="18"/>
                 <w:lang w:val="ro-RO"/>
               </w:rPr>
             </w:pPr>
@@ -3474,8 +3474,8 @@
                 <w:color w:val="auto"/>
                 <w:spacing w:val="0"/>
                 <w:w w:val="100"/>
-                <w:sz w:val="20"/>
-                <w:szCs w:val="20"/>
+                <w:sz w:val="18"/>
+                <w:szCs w:val="18"/>
                 <w:lang w:val="ro-RO"/>
               </w:rPr>
               <w:t>14</w:t>
@@ -3492,6 +3492,10 @@
               <w:left w:val="single" w:sz="4" w:space="0" w:color="000000"/>
               <w:bottom w:val="single" w:sz="4" w:space="0" w:color="000000"/>
             </w:tcBorders>
+            <w:tcMar>
+              <w:top w:w="118" w:type="dxa"/>
+              <w:bottom w:w="118" w:type="dxa"/>
+            </w:tcMar>
             <w:vAlign w:val="center"/>
           </w:tcPr>
           <w:p>
@@ -3509,8 +3513,8 @@
                 <w:color w:val="auto"/>
                 <w:spacing w:val="0"/>
                 <w:w w:val="100"/>
-                <w:sz w:val="20"/>
-                <w:szCs w:val="20"/>
+                <w:sz w:val="18"/>
+                <w:szCs w:val="18"/>
                 <w:lang w:val="ro-RO"/>
               </w:rPr>
             </w:pPr>
@@ -3522,8 +3526,8 @@
                 <w:color w:val="auto"/>
                 <w:spacing w:val="0"/>
                 <w:w w:val="100"/>
-                <w:sz w:val="20"/>
-                <w:szCs w:val="20"/>
+                <w:sz w:val="18"/>
+                <w:szCs w:val="18"/>
                 <w:lang w:val="ro-RO"/>
               </w:rPr>
               <w:t>Răspunsul</w:t>
@@ -3537,6 +3541,10 @@
               <w:left w:val="single" w:sz="4" w:space="0" w:color="000000"/>
               <w:bottom w:val="single" w:sz="4" w:space="0" w:color="000000"/>
             </w:tcBorders>
+            <w:tcMar>
+              <w:top w:w="118" w:type="dxa"/>
+              <w:bottom w:w="118" w:type="dxa"/>
+            </w:tcMar>
             <w:vAlign w:val="center"/>
           </w:tcPr>
           <w:p>
@@ -3554,8 +3562,8 @@
                 <w:color w:val="auto"/>
                 <w:spacing w:val="0"/>
                 <w:w w:val="100"/>
-                <w:sz w:val="20"/>
-                <w:szCs w:val="20"/>
+                <w:sz w:val="18"/>
+                <w:szCs w:val="18"/>
                 <w:lang w:val="ro-RO"/>
               </w:rPr>
             </w:pPr>
@@ -3567,8 +3575,8 @@
                 <w:color w:val="auto"/>
                 <w:spacing w:val="0"/>
                 <w:w w:val="100"/>
-                <w:sz w:val="20"/>
-                <w:szCs w:val="20"/>
+                <w:sz w:val="18"/>
+                <w:szCs w:val="18"/>
                 <w:lang w:val="ro-RO"/>
               </w:rPr>
             </w:r>
@@ -3581,6 +3589,10 @@
               <w:left w:val="single" w:sz="4" w:space="0" w:color="000000"/>
               <w:bottom w:val="single" w:sz="4" w:space="0" w:color="000000"/>
             </w:tcBorders>
+            <w:tcMar>
+              <w:top w:w="118" w:type="dxa"/>
+              <w:bottom w:w="118" w:type="dxa"/>
+            </w:tcMar>
             <w:vAlign w:val="center"/>
           </w:tcPr>
           <w:p>
@@ -3598,8 +3610,8 @@
                 <w:color w:val="auto"/>
                 <w:spacing w:val="0"/>
                 <w:w w:val="100"/>
-                <w:sz w:val="20"/>
-                <w:szCs w:val="20"/>
+                <w:sz w:val="18"/>
+                <w:szCs w:val="18"/>
                 <w:lang w:val="ro-RO"/>
               </w:rPr>
             </w:pPr>
@@ -3611,8 +3623,8 @@
                 <w:color w:val="auto"/>
                 <w:spacing w:val="0"/>
                 <w:w w:val="100"/>
-                <w:sz w:val="20"/>
-                <w:szCs w:val="20"/>
+                <w:sz w:val="18"/>
+                <w:szCs w:val="18"/>
                 <w:lang w:val="ro-RO"/>
               </w:rPr>
             </w:r>
@@ -3625,6 +3637,10 @@
               <w:left w:val="single" w:sz="4" w:space="0" w:color="000000"/>
               <w:bottom w:val="single" w:sz="4" w:space="0" w:color="000000"/>
             </w:tcBorders>
+            <w:tcMar>
+              <w:top w:w="118" w:type="dxa"/>
+              <w:bottom w:w="118" w:type="dxa"/>
+            </w:tcMar>
             <w:vAlign w:val="center"/>
           </w:tcPr>
           <w:p>
@@ -3642,8 +3658,8 @@
                 <w:color w:val="auto"/>
                 <w:spacing w:val="0"/>
                 <w:w w:val="100"/>
-                <w:sz w:val="20"/>
-                <w:szCs w:val="20"/>
+                <w:sz w:val="18"/>
+                <w:szCs w:val="18"/>
                 <w:lang w:val="ro-RO"/>
               </w:rPr>
             </w:pPr>
@@ -3655,8 +3671,8 @@
                 <w:color w:val="auto"/>
                 <w:spacing w:val="0"/>
                 <w:w w:val="100"/>
-                <w:sz w:val="20"/>
-                <w:szCs w:val="20"/>
+                <w:sz w:val="18"/>
+                <w:szCs w:val="18"/>
                 <w:lang w:val="ro-RO"/>
               </w:rPr>
             </w:r>
@@ -3669,6 +3685,10 @@
               <w:left w:val="single" w:sz="4" w:space="0" w:color="000000"/>
               <w:bottom w:val="single" w:sz="4" w:space="0" w:color="000000"/>
             </w:tcBorders>
+            <w:tcMar>
+              <w:top w:w="118" w:type="dxa"/>
+              <w:bottom w:w="118" w:type="dxa"/>
+            </w:tcMar>
             <w:vAlign w:val="center"/>
           </w:tcPr>
           <w:p>
@@ -3686,8 +3706,8 @@
                 <w:color w:val="auto"/>
                 <w:spacing w:val="0"/>
                 <w:w w:val="100"/>
-                <w:sz w:val="20"/>
-                <w:szCs w:val="20"/>
+                <w:sz w:val="18"/>
+                <w:szCs w:val="18"/>
                 <w:lang w:val="ro-RO"/>
               </w:rPr>
             </w:pPr>
@@ -3699,8 +3719,8 @@
                 <w:color w:val="auto"/>
                 <w:spacing w:val="0"/>
                 <w:w w:val="100"/>
-                <w:sz w:val="20"/>
-                <w:szCs w:val="20"/>
+                <w:sz w:val="18"/>
+                <w:szCs w:val="18"/>
                 <w:lang w:val="ro-RO"/>
               </w:rPr>
             </w:r>
@@ -3713,6 +3733,10 @@
               <w:left w:val="single" w:sz="4" w:space="0" w:color="000000"/>
               <w:bottom w:val="single" w:sz="4" w:space="0" w:color="000000"/>
             </w:tcBorders>
+            <w:tcMar>
+              <w:top w:w="118" w:type="dxa"/>
+              <w:bottom w:w="118" w:type="dxa"/>
+            </w:tcMar>
             <w:vAlign w:val="center"/>
           </w:tcPr>
           <w:p>
@@ -3730,8 +3754,8 @@
                 <w:color w:val="auto"/>
                 <w:spacing w:val="0"/>
                 <w:w w:val="100"/>
-                <w:sz w:val="20"/>
-                <w:szCs w:val="20"/>
+                <w:sz w:val="18"/>
+                <w:szCs w:val="18"/>
                 <w:lang w:val="ro-RO"/>
               </w:rPr>
             </w:pPr>
@@ -3743,8 +3767,8 @@
                 <w:color w:val="auto"/>
                 <w:spacing w:val="0"/>
                 <w:w w:val="100"/>
-                <w:sz w:val="20"/>
-                <w:szCs w:val="20"/>
+                <w:sz w:val="18"/>
+                <w:szCs w:val="18"/>
                 <w:lang w:val="ro-RO"/>
               </w:rPr>
             </w:r>
@@ -3757,6 +3781,10 @@
               <w:left w:val="single" w:sz="4" w:space="0" w:color="000000"/>
               <w:bottom w:val="single" w:sz="4" w:space="0" w:color="000000"/>
             </w:tcBorders>
+            <w:tcMar>
+              <w:top w:w="118" w:type="dxa"/>
+              <w:bottom w:w="118" w:type="dxa"/>
+            </w:tcMar>
             <w:vAlign w:val="center"/>
           </w:tcPr>
           <w:p>
@@ -3774,8 +3802,8 @@
                 <w:color w:val="auto"/>
                 <w:spacing w:val="0"/>
                 <w:w w:val="100"/>
-                <w:sz w:val="20"/>
-                <w:szCs w:val="20"/>
+                <w:sz w:val="18"/>
+                <w:szCs w:val="18"/>
                 <w:lang w:val="ro-RO"/>
               </w:rPr>
             </w:pPr>
@@ -3787,8 +3815,8 @@
                 <w:color w:val="auto"/>
                 <w:spacing w:val="0"/>
                 <w:w w:val="100"/>
-                <w:sz w:val="20"/>
-                <w:szCs w:val="20"/>
+                <w:sz w:val="18"/>
+                <w:szCs w:val="18"/>
                 <w:lang w:val="ro-RO"/>
               </w:rPr>
             </w:r>
@@ -3801,6 +3829,10 @@
               <w:left w:val="single" w:sz="4" w:space="0" w:color="000000"/>
               <w:bottom w:val="single" w:sz="4" w:space="0" w:color="000000"/>
             </w:tcBorders>
+            <w:tcMar>
+              <w:top w:w="118" w:type="dxa"/>
+              <w:bottom w:w="118" w:type="dxa"/>
+            </w:tcMar>
             <w:vAlign w:val="center"/>
           </w:tcPr>
           <w:p>
@@ -3818,8 +3850,8 @@
                 <w:color w:val="auto"/>
                 <w:spacing w:val="0"/>
                 <w:w w:val="100"/>
-                <w:sz w:val="20"/>
-                <w:szCs w:val="20"/>
+                <w:sz w:val="18"/>
+                <w:szCs w:val="18"/>
                 <w:lang w:val="ro-RO"/>
               </w:rPr>
             </w:pPr>
@@ -3831,8 +3863,8 @@
                 <w:color w:val="auto"/>
                 <w:spacing w:val="0"/>
                 <w:w w:val="100"/>
-                <w:sz w:val="20"/>
-                <w:szCs w:val="20"/>
+                <w:sz w:val="18"/>
+                <w:szCs w:val="18"/>
                 <w:lang w:val="ro-RO"/>
               </w:rPr>
             </w:r>
@@ -3845,6 +3877,10 @@
               <w:left w:val="single" w:sz="4" w:space="0" w:color="000000"/>
               <w:bottom w:val="single" w:sz="4" w:space="0" w:color="000000"/>
             </w:tcBorders>
+            <w:tcMar>
+              <w:top w:w="118" w:type="dxa"/>
+              <w:bottom w:w="118" w:type="dxa"/>
+            </w:tcMar>
             <w:vAlign w:val="center"/>
           </w:tcPr>
           <w:p>
@@ -3862,8 +3898,8 @@
                 <w:color w:val="auto"/>
                 <w:spacing w:val="0"/>
                 <w:w w:val="100"/>
-                <w:sz w:val="20"/>
-                <w:szCs w:val="20"/>
+                <w:sz w:val="18"/>
+                <w:szCs w:val="18"/>
                 <w:lang w:val="ro-RO"/>
               </w:rPr>
             </w:pPr>
@@ -3875,8 +3911,8 @@
                 <w:color w:val="auto"/>
                 <w:spacing w:val="0"/>
                 <w:w w:val="100"/>
-                <w:sz w:val="20"/>
-                <w:szCs w:val="20"/>
+                <w:sz w:val="18"/>
+                <w:szCs w:val="18"/>
                 <w:lang w:val="ro-RO"/>
               </w:rPr>
             </w:r>
@@ -3889,6 +3925,10 @@
               <w:left w:val="single" w:sz="4" w:space="0" w:color="000000"/>
               <w:bottom w:val="single" w:sz="4" w:space="0" w:color="000000"/>
             </w:tcBorders>
+            <w:tcMar>
+              <w:top w:w="118" w:type="dxa"/>
+              <w:bottom w:w="118" w:type="dxa"/>
+            </w:tcMar>
             <w:vAlign w:val="center"/>
           </w:tcPr>
           <w:p>
@@ -3906,8 +3946,8 @@
                 <w:color w:val="auto"/>
                 <w:spacing w:val="0"/>
                 <w:w w:val="100"/>
-                <w:sz w:val="20"/>
-                <w:szCs w:val="20"/>
+                <w:sz w:val="18"/>
+                <w:szCs w:val="18"/>
                 <w:lang w:val="ro-RO"/>
               </w:rPr>
             </w:pPr>
@@ -3919,8 +3959,8 @@
                 <w:color w:val="auto"/>
                 <w:spacing w:val="0"/>
                 <w:w w:val="100"/>
-                <w:sz w:val="20"/>
-                <w:szCs w:val="20"/>
+                <w:sz w:val="18"/>
+                <w:szCs w:val="18"/>
                 <w:lang w:val="ro-RO"/>
               </w:rPr>
             </w:r>
@@ -3933,6 +3973,10 @@
               <w:left w:val="single" w:sz="4" w:space="0" w:color="000000"/>
               <w:bottom w:val="single" w:sz="4" w:space="0" w:color="000000"/>
             </w:tcBorders>
+            <w:tcMar>
+              <w:top w:w="118" w:type="dxa"/>
+              <w:bottom w:w="118" w:type="dxa"/>
+            </w:tcMar>
             <w:vAlign w:val="center"/>
           </w:tcPr>
           <w:p>
@@ -3950,8 +3994,8 @@
                 <w:color w:val="auto"/>
                 <w:spacing w:val="0"/>
                 <w:w w:val="100"/>
-                <w:sz w:val="20"/>
-                <w:szCs w:val="20"/>
+                <w:sz w:val="18"/>
+                <w:szCs w:val="18"/>
                 <w:lang w:val="ro-RO"/>
               </w:rPr>
             </w:pPr>
@@ -3963,8 +4007,8 @@
                 <w:color w:val="auto"/>
                 <w:spacing w:val="0"/>
                 <w:w w:val="100"/>
-                <w:sz w:val="20"/>
-                <w:szCs w:val="20"/>
+                <w:sz w:val="18"/>
+                <w:szCs w:val="18"/>
                 <w:lang w:val="ro-RO"/>
               </w:rPr>
             </w:r>
@@ -3977,6 +4021,10 @@
               <w:left w:val="single" w:sz="4" w:space="0" w:color="000000"/>
               <w:bottom w:val="single" w:sz="4" w:space="0" w:color="000000"/>
             </w:tcBorders>
+            <w:tcMar>
+              <w:top w:w="118" w:type="dxa"/>
+              <w:bottom w:w="118" w:type="dxa"/>
+            </w:tcMar>
             <w:vAlign w:val="center"/>
           </w:tcPr>
           <w:p>
@@ -3994,8 +4042,8 @@
                 <w:color w:val="auto"/>
                 <w:spacing w:val="0"/>
                 <w:w w:val="100"/>
-                <w:sz w:val="20"/>
-                <w:szCs w:val="20"/>
+                <w:sz w:val="18"/>
+                <w:szCs w:val="18"/>
                 <w:lang w:val="ro-RO"/>
               </w:rPr>
             </w:pPr>
@@ -4007,8 +4055,8 @@
                 <w:color w:val="auto"/>
                 <w:spacing w:val="0"/>
                 <w:w w:val="100"/>
-                <w:sz w:val="20"/>
-                <w:szCs w:val="20"/>
+                <w:sz w:val="18"/>
+                <w:szCs w:val="18"/>
                 <w:lang w:val="ro-RO"/>
               </w:rPr>
             </w:r>
@@ -4021,6 +4069,10 @@
               <w:left w:val="single" w:sz="4" w:space="0" w:color="000000"/>
               <w:bottom w:val="single" w:sz="4" w:space="0" w:color="000000"/>
             </w:tcBorders>
+            <w:tcMar>
+              <w:top w:w="118" w:type="dxa"/>
+              <w:bottom w:w="118" w:type="dxa"/>
+            </w:tcMar>
             <w:vAlign w:val="center"/>
           </w:tcPr>
           <w:p>
@@ -4038,8 +4090,8 @@
                 <w:color w:val="auto"/>
                 <w:spacing w:val="0"/>
                 <w:w w:val="100"/>
-                <w:sz w:val="20"/>
-                <w:szCs w:val="20"/>
+                <w:sz w:val="18"/>
+                <w:szCs w:val="18"/>
                 <w:lang w:val="ro-RO"/>
               </w:rPr>
             </w:pPr>
@@ -4051,8 +4103,8 @@
                 <w:color w:val="auto"/>
                 <w:spacing w:val="0"/>
                 <w:w w:val="100"/>
-                <w:sz w:val="20"/>
-                <w:szCs w:val="20"/>
+                <w:sz w:val="18"/>
+                <w:szCs w:val="18"/>
                 <w:lang w:val="ro-RO"/>
               </w:rPr>
             </w:r>
@@ -4065,6 +4117,10 @@
               <w:left w:val="single" w:sz="4" w:space="0" w:color="000000"/>
               <w:bottom w:val="single" w:sz="4" w:space="0" w:color="000000"/>
             </w:tcBorders>
+            <w:tcMar>
+              <w:top w:w="118" w:type="dxa"/>
+              <w:bottom w:w="118" w:type="dxa"/>
+            </w:tcMar>
             <w:vAlign w:val="center"/>
           </w:tcPr>
           <w:p>
@@ -4082,8 +4138,8 @@
                 <w:color w:val="auto"/>
                 <w:spacing w:val="0"/>
                 <w:w w:val="100"/>
-                <w:sz w:val="20"/>
-                <w:szCs w:val="20"/>
+                <w:sz w:val="18"/>
+                <w:szCs w:val="18"/>
                 <w:lang w:val="ro-RO"/>
               </w:rPr>
             </w:pPr>
@@ -4095,8 +4151,8 @@
                 <w:color w:val="auto"/>
                 <w:spacing w:val="0"/>
                 <w:w w:val="100"/>
-                <w:sz w:val="20"/>
-                <w:szCs w:val="20"/>
+                <w:sz w:val="18"/>
+                <w:szCs w:val="18"/>
                 <w:lang w:val="ro-RO"/>
               </w:rPr>
             </w:r>
@@ -4110,6 +4166,10 @@
               <w:bottom w:val="single" w:sz="4" w:space="0" w:color="000000"/>
               <w:right w:val="single" w:sz="4" w:space="0" w:color="000000"/>
             </w:tcBorders>
+            <w:tcMar>
+              <w:top w:w="118" w:type="dxa"/>
+              <w:bottom w:w="118" w:type="dxa"/>
+            </w:tcMar>
             <w:vAlign w:val="center"/>
           </w:tcPr>
           <w:p>
@@ -4127,8 +4187,8 @@
                 <w:color w:val="auto"/>
                 <w:spacing w:val="0"/>
                 <w:w w:val="100"/>
-                <w:sz w:val="20"/>
-                <w:szCs w:val="20"/>
+                <w:sz w:val="18"/>
+                <w:szCs w:val="18"/>
                 <w:lang w:val="ro-RO"/>
               </w:rPr>
             </w:pPr>
@@ -4140,8 +4200,8 @@
                 <w:color w:val="auto"/>
                 <w:spacing w:val="0"/>
                 <w:w w:val="100"/>
-                <w:sz w:val="20"/>
-                <w:szCs w:val="20"/>
+                <w:sz w:val="18"/>
+                <w:szCs w:val="18"/>
                 <w:lang w:val="ro-RO"/>
               </w:rPr>
             </w:r>
@@ -6428,9 +6488,9 @@
         <w:tblInd w:w="55" w:type="dxa"/>
         <w:tblLayout w:type="fixed"/>
         <w:tblCellMar>
-          <w:top w:w="118" w:type="dxa"/>
+          <w:top w:w="55" w:type="dxa"/>
           <w:left w:w="55" w:type="dxa"/>
-          <w:bottom w:w="118" w:type="dxa"/>
+          <w:bottom w:w="55" w:type="dxa"/>
           <w:right w:w="55" w:type="dxa"/>
         </w:tblCellMar>
       </w:tblPr>
@@ -6480,8 +6540,8 @@
                 <w:color w:val="auto"/>
                 <w:spacing w:val="0"/>
                 <w:w w:val="100"/>
-                <w:sz w:val="20"/>
-                <w:szCs w:val="20"/>
+                <w:sz w:val="18"/>
+                <w:szCs w:val="18"/>
                 <w:lang w:val="ro-RO"/>
               </w:rPr>
             </w:pPr>
@@ -6493,8 +6553,8 @@
                 <w:color w:val="auto"/>
                 <w:spacing w:val="0"/>
                 <w:w w:val="100"/>
-                <w:sz w:val="20"/>
-                <w:szCs w:val="20"/>
+                <w:sz w:val="18"/>
+                <w:szCs w:val="18"/>
                 <w:lang w:val="ro-RO"/>
               </w:rPr>
               <w:t>Întrebarea</w:t>
@@ -6526,8 +6586,8 @@
                 <w:color w:val="auto"/>
                 <w:spacing w:val="0"/>
                 <w:w w:val="100"/>
-                <w:sz w:val="20"/>
-                <w:szCs w:val="20"/>
+                <w:sz w:val="18"/>
+                <w:szCs w:val="18"/>
                 <w:lang w:val="ro-RO"/>
               </w:rPr>
             </w:pPr>
@@ -6539,8 +6599,8 @@
                 <w:color w:val="auto"/>
                 <w:spacing w:val="0"/>
                 <w:w w:val="100"/>
-                <w:sz w:val="20"/>
-                <w:szCs w:val="20"/>
+                <w:sz w:val="18"/>
+                <w:szCs w:val="18"/>
                 <w:lang w:val="ro-RO"/>
               </w:rPr>
               <w:t>1</w:t>
@@ -6572,8 +6632,8 @@
                 <w:color w:val="auto"/>
                 <w:spacing w:val="0"/>
                 <w:w w:val="100"/>
-                <w:sz w:val="20"/>
-                <w:szCs w:val="20"/>
+                <w:sz w:val="18"/>
+                <w:szCs w:val="18"/>
                 <w:lang w:val="ro-RO"/>
               </w:rPr>
             </w:pPr>
@@ -6585,8 +6645,8 @@
                 <w:color w:val="auto"/>
                 <w:spacing w:val="0"/>
                 <w:w w:val="100"/>
-                <w:sz w:val="20"/>
-                <w:szCs w:val="20"/>
+                <w:sz w:val="18"/>
+                <w:szCs w:val="18"/>
                 <w:lang w:val="ro-RO"/>
               </w:rPr>
               <w:t>2</w:t>
@@ -6618,8 +6678,8 @@
                 <w:color w:val="auto"/>
                 <w:spacing w:val="0"/>
                 <w:w w:val="100"/>
-                <w:sz w:val="20"/>
-                <w:szCs w:val="20"/>
+                <w:sz w:val="18"/>
+                <w:szCs w:val="18"/>
                 <w:lang w:val="ro-RO"/>
               </w:rPr>
             </w:pPr>
@@ -6631,8 +6691,8 @@
                 <w:color w:val="auto"/>
                 <w:spacing w:val="0"/>
                 <w:w w:val="100"/>
-                <w:sz w:val="20"/>
-                <w:szCs w:val="20"/>
+                <w:sz w:val="18"/>
+                <w:szCs w:val="18"/>
                 <w:lang w:val="ro-RO"/>
               </w:rPr>
               <w:t>3</w:t>
@@ -6664,8 +6724,8 @@
                 <w:color w:val="auto"/>
                 <w:spacing w:val="0"/>
                 <w:w w:val="100"/>
-                <w:sz w:val="20"/>
-                <w:szCs w:val="20"/>
+                <w:sz w:val="18"/>
+                <w:szCs w:val="18"/>
                 <w:lang w:val="ro-RO"/>
               </w:rPr>
             </w:pPr>
@@ -6677,8 +6737,8 @@
                 <w:color w:val="auto"/>
                 <w:spacing w:val="0"/>
                 <w:w w:val="100"/>
-                <w:sz w:val="20"/>
-                <w:szCs w:val="20"/>
+                <w:sz w:val="18"/>
+                <w:szCs w:val="18"/>
                 <w:lang w:val="ro-RO"/>
               </w:rPr>
               <w:t>4</w:t>
@@ -6710,8 +6770,8 @@
                 <w:color w:val="auto"/>
                 <w:spacing w:val="0"/>
                 <w:w w:val="100"/>
-                <w:sz w:val="20"/>
-                <w:szCs w:val="20"/>
+                <w:sz w:val="18"/>
+                <w:szCs w:val="18"/>
                 <w:lang w:val="ro-RO"/>
               </w:rPr>
             </w:pPr>
@@ -6723,8 +6783,8 @@
                 <w:color w:val="auto"/>
                 <w:spacing w:val="0"/>
                 <w:w w:val="100"/>
-                <w:sz w:val="20"/>
-                <w:szCs w:val="20"/>
+                <w:sz w:val="18"/>
+                <w:szCs w:val="18"/>
                 <w:lang w:val="ro-RO"/>
               </w:rPr>
               <w:t>5</w:t>
@@ -6756,8 +6816,8 @@
                 <w:color w:val="auto"/>
                 <w:spacing w:val="0"/>
                 <w:w w:val="100"/>
-                <w:sz w:val="20"/>
-                <w:szCs w:val="20"/>
+                <w:sz w:val="18"/>
+                <w:szCs w:val="18"/>
                 <w:lang w:val="ro-RO"/>
               </w:rPr>
             </w:pPr>
@@ -6769,8 +6829,8 @@
                 <w:color w:val="auto"/>
                 <w:spacing w:val="0"/>
                 <w:w w:val="100"/>
-                <w:sz w:val="20"/>
-                <w:szCs w:val="20"/>
+                <w:sz w:val="18"/>
+                <w:szCs w:val="18"/>
                 <w:lang w:val="ro-RO"/>
               </w:rPr>
               <w:t>6</w:t>
@@ -6802,8 +6862,8 @@
                 <w:color w:val="auto"/>
                 <w:spacing w:val="0"/>
                 <w:w w:val="100"/>
-                <w:sz w:val="20"/>
-                <w:szCs w:val="20"/>
+                <w:sz w:val="18"/>
+                <w:szCs w:val="18"/>
                 <w:lang w:val="ro-RO"/>
               </w:rPr>
             </w:pPr>
@@ -6815,8 +6875,8 @@
                 <w:color w:val="auto"/>
                 <w:spacing w:val="0"/>
                 <w:w w:val="100"/>
-                <w:sz w:val="20"/>
-                <w:szCs w:val="20"/>
+                <w:sz w:val="18"/>
+                <w:szCs w:val="18"/>
                 <w:lang w:val="ro-RO"/>
               </w:rPr>
               <w:t>7</w:t>
@@ -6848,8 +6908,8 @@
                 <w:color w:val="auto"/>
                 <w:spacing w:val="0"/>
                 <w:w w:val="100"/>
-                <w:sz w:val="20"/>
-                <w:szCs w:val="20"/>
+                <w:sz w:val="18"/>
+                <w:szCs w:val="18"/>
                 <w:lang w:val="ro-RO"/>
               </w:rPr>
             </w:pPr>
@@ -6861,8 +6921,8 @@
                 <w:color w:val="auto"/>
                 <w:spacing w:val="0"/>
                 <w:w w:val="100"/>
-                <w:sz w:val="20"/>
-                <w:szCs w:val="20"/>
+                <w:sz w:val="18"/>
+                <w:szCs w:val="18"/>
                 <w:lang w:val="ro-RO"/>
               </w:rPr>
               <w:t>8</w:t>
@@ -6894,8 +6954,8 @@
                 <w:color w:val="auto"/>
                 <w:spacing w:val="0"/>
                 <w:w w:val="100"/>
-                <w:sz w:val="20"/>
-                <w:szCs w:val="20"/>
+                <w:sz w:val="18"/>
+                <w:szCs w:val="18"/>
                 <w:lang w:val="ro-RO"/>
               </w:rPr>
             </w:pPr>
@@ -6907,8 +6967,8 @@
                 <w:color w:val="auto"/>
                 <w:spacing w:val="0"/>
                 <w:w w:val="100"/>
-                <w:sz w:val="20"/>
-                <w:szCs w:val="20"/>
+                <w:sz w:val="18"/>
+                <w:szCs w:val="18"/>
                 <w:lang w:val="ro-RO"/>
               </w:rPr>
               <w:t>9</w:t>
@@ -6940,8 +7000,8 @@
                 <w:color w:val="auto"/>
                 <w:spacing w:val="0"/>
                 <w:w w:val="100"/>
-                <w:sz w:val="20"/>
-                <w:szCs w:val="20"/>
+                <w:sz w:val="18"/>
+                <w:szCs w:val="18"/>
                 <w:lang w:val="ro-RO"/>
               </w:rPr>
             </w:pPr>
@@ -6953,8 +7013,8 @@
                 <w:color w:val="auto"/>
                 <w:spacing w:val="0"/>
                 <w:w w:val="100"/>
-                <w:sz w:val="20"/>
-                <w:szCs w:val="20"/>
+                <w:sz w:val="18"/>
+                <w:szCs w:val="18"/>
                 <w:lang w:val="ro-RO"/>
               </w:rPr>
               <w:t>10</w:t>
@@ -6986,8 +7046,8 @@
                 <w:color w:val="auto"/>
                 <w:spacing w:val="0"/>
                 <w:w w:val="100"/>
-                <w:sz w:val="20"/>
-                <w:szCs w:val="20"/>
+                <w:sz w:val="18"/>
+                <w:szCs w:val="18"/>
                 <w:lang w:val="ro-RO"/>
               </w:rPr>
             </w:pPr>
@@ -6999,8 +7059,8 @@
                 <w:color w:val="auto"/>
                 <w:spacing w:val="0"/>
                 <w:w w:val="100"/>
-                <w:sz w:val="20"/>
-                <w:szCs w:val="20"/>
+                <w:sz w:val="18"/>
+                <w:szCs w:val="18"/>
                 <w:lang w:val="ro-RO"/>
               </w:rPr>
               <w:t>11</w:t>
@@ -7032,8 +7092,8 @@
                 <w:color w:val="auto"/>
                 <w:spacing w:val="0"/>
                 <w:w w:val="100"/>
-                <w:sz w:val="20"/>
-                <w:szCs w:val="20"/>
+                <w:sz w:val="18"/>
+                <w:szCs w:val="18"/>
                 <w:lang w:val="ro-RO"/>
               </w:rPr>
             </w:pPr>
@@ -7045,8 +7105,8 @@
                 <w:color w:val="auto"/>
                 <w:spacing w:val="0"/>
                 <w:w w:val="100"/>
-                <w:sz w:val="20"/>
-                <w:szCs w:val="20"/>
+                <w:sz w:val="18"/>
+                <w:szCs w:val="18"/>
                 <w:lang w:val="ro-RO"/>
               </w:rPr>
               <w:t>12</w:t>
@@ -7078,8 +7138,8 @@
                 <w:color w:val="auto"/>
                 <w:spacing w:val="0"/>
                 <w:w w:val="100"/>
-                <w:sz w:val="20"/>
-                <w:szCs w:val="20"/>
+                <w:sz w:val="18"/>
+                <w:szCs w:val="18"/>
                 <w:lang w:val="ro-RO"/>
               </w:rPr>
             </w:pPr>
@@ -7091,8 +7151,8 @@
                 <w:color w:val="auto"/>
                 <w:spacing w:val="0"/>
                 <w:w w:val="100"/>
-                <w:sz w:val="20"/>
-                <w:szCs w:val="20"/>
+                <w:sz w:val="18"/>
+                <w:szCs w:val="18"/>
                 <w:lang w:val="ro-RO"/>
               </w:rPr>
               <w:t>13</w:t>
@@ -7125,8 +7185,8 @@
                 <w:color w:val="auto"/>
                 <w:spacing w:val="0"/>
                 <w:w w:val="100"/>
-                <w:sz w:val="20"/>
-                <w:szCs w:val="20"/>
+                <w:sz w:val="18"/>
+                <w:szCs w:val="18"/>
                 <w:lang w:val="ro-RO"/>
               </w:rPr>
             </w:pPr>
@@ -7138,8 +7198,8 @@
                 <w:color w:val="auto"/>
                 <w:spacing w:val="0"/>
                 <w:w w:val="100"/>
-                <w:sz w:val="20"/>
-                <w:szCs w:val="20"/>
+                <w:sz w:val="18"/>
+                <w:szCs w:val="18"/>
                 <w:lang w:val="ro-RO"/>
               </w:rPr>
               <w:t>14</w:t>
@@ -7156,6 +7216,10 @@
               <w:left w:val="single" w:sz="4" w:space="0" w:color="000000"/>
               <w:bottom w:val="single" w:sz="4" w:space="0" w:color="000000"/>
             </w:tcBorders>
+            <w:tcMar>
+              <w:top w:w="118" w:type="dxa"/>
+              <w:bottom w:w="118" w:type="dxa"/>
+            </w:tcMar>
             <w:vAlign w:val="center"/>
           </w:tcPr>
           <w:p>
@@ -7173,8 +7237,8 @@
                 <w:color w:val="auto"/>
                 <w:spacing w:val="0"/>
                 <w:w w:val="100"/>
-                <w:sz w:val="20"/>
-                <w:szCs w:val="20"/>
+                <w:sz w:val="18"/>
+                <w:szCs w:val="18"/>
                 <w:lang w:val="ro-RO"/>
               </w:rPr>
             </w:pPr>
@@ -7186,8 +7250,8 @@
                 <w:color w:val="auto"/>
                 <w:spacing w:val="0"/>
                 <w:w w:val="100"/>
-                <w:sz w:val="20"/>
-                <w:szCs w:val="20"/>
+                <w:sz w:val="18"/>
+                <w:szCs w:val="18"/>
                 <w:lang w:val="ro-RO"/>
               </w:rPr>
               <w:t>Răspunsul corect</w:t>
@@ -7201,6 +7265,10 @@
               <w:left w:val="single" w:sz="4" w:space="0" w:color="000000"/>
               <w:bottom w:val="single" w:sz="4" w:space="0" w:color="000000"/>
             </w:tcBorders>
+            <w:tcMar>
+              <w:top w:w="118" w:type="dxa"/>
+              <w:bottom w:w="118" w:type="dxa"/>
+            </w:tcMar>
             <w:vAlign w:val="center"/>
           </w:tcPr>
           <w:p>
@@ -7218,8 +7286,8 @@
                 <w:color w:val="auto"/>
                 <w:spacing w:val="0"/>
                 <w:w w:val="100"/>
-                <w:sz w:val="20"/>
-                <w:szCs w:val="20"/>
+                <w:sz w:val="18"/>
+                <w:szCs w:val="18"/>
                 <w:lang w:val="ro-RO"/>
               </w:rPr>
             </w:pPr>
@@ -7231,8 +7299,8 @@
                 <w:color w:val="auto"/>
                 <w:spacing w:val="0"/>
                 <w:w w:val="100"/>
-                <w:sz w:val="20"/>
-                <w:szCs w:val="20"/>
+                <w:sz w:val="18"/>
+                <w:szCs w:val="18"/>
                 <w:lang w:val="ro-RO"/>
               </w:rPr>
               <w:t>C</w:t>
@@ -7246,6 +7314,10 @@
               <w:left w:val="single" w:sz="4" w:space="0" w:color="000000"/>
               <w:bottom w:val="single" w:sz="4" w:space="0" w:color="000000"/>
             </w:tcBorders>
+            <w:tcMar>
+              <w:top w:w="118" w:type="dxa"/>
+              <w:bottom w:w="118" w:type="dxa"/>
+            </w:tcMar>
             <w:vAlign w:val="center"/>
           </w:tcPr>
           <w:p>
@@ -7263,8 +7335,8 @@
                 <w:color w:val="auto"/>
                 <w:spacing w:val="0"/>
                 <w:w w:val="100"/>
-                <w:sz w:val="20"/>
-                <w:szCs w:val="20"/>
+                <w:sz w:val="18"/>
+                <w:szCs w:val="18"/>
                 <w:lang w:val="ro-RO"/>
               </w:rPr>
             </w:pPr>
@@ -7276,8 +7348,8 @@
                 <w:color w:val="auto"/>
                 <w:spacing w:val="0"/>
                 <w:w w:val="100"/>
-                <w:sz w:val="20"/>
-                <w:szCs w:val="20"/>
+                <w:sz w:val="18"/>
+                <w:szCs w:val="18"/>
                 <w:lang w:val="ro-RO"/>
               </w:rPr>
               <w:t>B</w:t>
@@ -7291,6 +7363,10 @@
               <w:left w:val="single" w:sz="4" w:space="0" w:color="000000"/>
               <w:bottom w:val="single" w:sz="4" w:space="0" w:color="000000"/>
             </w:tcBorders>
+            <w:tcMar>
+              <w:top w:w="118" w:type="dxa"/>
+              <w:bottom w:w="118" w:type="dxa"/>
+            </w:tcMar>
             <w:vAlign w:val="center"/>
           </w:tcPr>
           <w:p>
@@ -7308,8 +7384,8 @@
                 <w:color w:val="auto"/>
                 <w:spacing w:val="0"/>
                 <w:w w:val="100"/>
-                <w:sz w:val="20"/>
-                <w:szCs w:val="20"/>
+                <w:sz w:val="18"/>
+                <w:szCs w:val="18"/>
                 <w:lang w:val="ro-RO"/>
               </w:rPr>
             </w:pPr>
@@ -7321,8 +7397,8 @@
                 <w:color w:val="auto"/>
                 <w:spacing w:val="0"/>
                 <w:w w:val="100"/>
-                <w:sz w:val="20"/>
-                <w:szCs w:val="20"/>
+                <w:sz w:val="18"/>
+                <w:szCs w:val="18"/>
                 <w:lang w:val="ro-RO"/>
               </w:rPr>
               <w:t>A</w:t>
@@ -7336,6 +7412,10 @@
               <w:left w:val="single" w:sz="4" w:space="0" w:color="000000"/>
               <w:bottom w:val="single" w:sz="4" w:space="0" w:color="000000"/>
             </w:tcBorders>
+            <w:tcMar>
+              <w:top w:w="118" w:type="dxa"/>
+              <w:bottom w:w="118" w:type="dxa"/>
+            </w:tcMar>
             <w:vAlign w:val="center"/>
           </w:tcPr>
           <w:p>
@@ -7353,8 +7433,8 @@
                 <w:color w:val="auto"/>
                 <w:spacing w:val="0"/>
                 <w:w w:val="100"/>
-                <w:sz w:val="20"/>
-                <w:szCs w:val="20"/>
+                <w:sz w:val="18"/>
+                <w:szCs w:val="18"/>
                 <w:lang w:val="ro-RO"/>
               </w:rPr>
             </w:pPr>
@@ -7366,8 +7446,8 @@
                 <w:color w:val="auto"/>
                 <w:spacing w:val="0"/>
                 <w:w w:val="100"/>
-                <w:sz w:val="20"/>
-                <w:szCs w:val="20"/>
+                <w:sz w:val="18"/>
+                <w:szCs w:val="18"/>
                 <w:lang w:val="ro-RO"/>
               </w:rPr>
               <w:t>B</w:t>
@@ -7381,6 +7461,10 @@
               <w:left w:val="single" w:sz="4" w:space="0" w:color="000000"/>
               <w:bottom w:val="single" w:sz="4" w:space="0" w:color="000000"/>
             </w:tcBorders>
+            <w:tcMar>
+              <w:top w:w="118" w:type="dxa"/>
+              <w:bottom w:w="118" w:type="dxa"/>
+            </w:tcMar>
             <w:vAlign w:val="center"/>
           </w:tcPr>
           <w:p>
@@ -7398,8 +7482,8 @@
                 <w:color w:val="auto"/>
                 <w:spacing w:val="0"/>
                 <w:w w:val="100"/>
-                <w:sz w:val="20"/>
-                <w:szCs w:val="20"/>
+                <w:sz w:val="18"/>
+                <w:szCs w:val="18"/>
                 <w:lang w:val="ro-RO"/>
               </w:rPr>
             </w:pPr>
@@ -7411,8 +7495,8 @@
                 <w:color w:val="auto"/>
                 <w:spacing w:val="0"/>
                 <w:w w:val="100"/>
-                <w:sz w:val="20"/>
-                <w:szCs w:val="20"/>
+                <w:sz w:val="18"/>
+                <w:szCs w:val="18"/>
                 <w:lang w:val="ro-RO"/>
               </w:rPr>
               <w:t>A</w:t>
@@ -7426,6 +7510,10 @@
               <w:left w:val="single" w:sz="4" w:space="0" w:color="000000"/>
               <w:bottom w:val="single" w:sz="4" w:space="0" w:color="000000"/>
             </w:tcBorders>
+            <w:tcMar>
+              <w:top w:w="118" w:type="dxa"/>
+              <w:bottom w:w="118" w:type="dxa"/>
+            </w:tcMar>
             <w:vAlign w:val="center"/>
           </w:tcPr>
           <w:p>
@@ -7443,8 +7531,8 @@
                 <w:color w:val="auto"/>
                 <w:spacing w:val="0"/>
                 <w:w w:val="100"/>
-                <w:sz w:val="20"/>
-                <w:szCs w:val="20"/>
+                <w:sz w:val="18"/>
+                <w:szCs w:val="18"/>
                 <w:lang w:val="ro-RO"/>
               </w:rPr>
             </w:pPr>
@@ -7456,8 +7544,8 @@
                 <w:color w:val="auto"/>
                 <w:spacing w:val="0"/>
                 <w:w w:val="100"/>
-                <w:sz w:val="20"/>
-                <w:szCs w:val="20"/>
+                <w:sz w:val="18"/>
+                <w:szCs w:val="18"/>
                 <w:lang w:val="ro-RO"/>
               </w:rPr>
               <w:t>A</w:t>
@@ -7471,6 +7559,10 @@
               <w:left w:val="single" w:sz="4" w:space="0" w:color="000000"/>
               <w:bottom w:val="single" w:sz="4" w:space="0" w:color="000000"/>
             </w:tcBorders>
+            <w:tcMar>
+              <w:top w:w="118" w:type="dxa"/>
+              <w:bottom w:w="118" w:type="dxa"/>
+            </w:tcMar>
             <w:vAlign w:val="center"/>
           </w:tcPr>
           <w:p>
@@ -7488,8 +7580,8 @@
                 <w:color w:val="auto"/>
                 <w:spacing w:val="0"/>
                 <w:w w:val="100"/>
-                <w:sz w:val="20"/>
-                <w:szCs w:val="20"/>
+                <w:sz w:val="18"/>
+                <w:szCs w:val="18"/>
                 <w:lang w:val="ro-RO"/>
               </w:rPr>
             </w:pPr>
@@ -7501,8 +7593,8 @@
                 <w:color w:val="auto"/>
                 <w:spacing w:val="0"/>
                 <w:w w:val="100"/>
-                <w:sz w:val="20"/>
-                <w:szCs w:val="20"/>
+                <w:sz w:val="18"/>
+                <w:szCs w:val="18"/>
                 <w:lang w:val="ro-RO"/>
               </w:rPr>
               <w:t>A</w:t>
@@ -7516,6 +7608,10 @@
               <w:left w:val="single" w:sz="4" w:space="0" w:color="000000"/>
               <w:bottom w:val="single" w:sz="4" w:space="0" w:color="000000"/>
             </w:tcBorders>
+            <w:tcMar>
+              <w:top w:w="118" w:type="dxa"/>
+              <w:bottom w:w="118" w:type="dxa"/>
+            </w:tcMar>
             <w:vAlign w:val="center"/>
           </w:tcPr>
           <w:p>
@@ -7533,8 +7629,8 @@
                 <w:color w:val="auto"/>
                 <w:spacing w:val="0"/>
                 <w:w w:val="100"/>
-                <w:sz w:val="20"/>
-                <w:szCs w:val="20"/>
+                <w:sz w:val="18"/>
+                <w:szCs w:val="18"/>
                 <w:lang w:val="ro-RO"/>
               </w:rPr>
             </w:pPr>
@@ -7546,8 +7642,8 @@
                 <w:color w:val="auto"/>
                 <w:spacing w:val="0"/>
                 <w:w w:val="100"/>
-                <w:sz w:val="20"/>
-                <w:szCs w:val="20"/>
+                <w:sz w:val="18"/>
+                <w:szCs w:val="18"/>
                 <w:lang w:val="ro-RO"/>
               </w:rPr>
               <w:t>B</w:t>
@@ -7561,6 +7657,10 @@
               <w:left w:val="single" w:sz="4" w:space="0" w:color="000000"/>
               <w:bottom w:val="single" w:sz="4" w:space="0" w:color="000000"/>
             </w:tcBorders>
+            <w:tcMar>
+              <w:top w:w="118" w:type="dxa"/>
+              <w:bottom w:w="118" w:type="dxa"/>
+            </w:tcMar>
             <w:vAlign w:val="center"/>
           </w:tcPr>
           <w:p>
@@ -7578,8 +7678,8 @@
                 <w:color w:val="auto"/>
                 <w:spacing w:val="0"/>
                 <w:w w:val="100"/>
-                <w:sz w:val="20"/>
-                <w:szCs w:val="20"/>
+                <w:sz w:val="18"/>
+                <w:szCs w:val="18"/>
                 <w:lang w:val="ro-RO"/>
               </w:rPr>
             </w:pPr>
@@ -7591,8 +7691,8 @@
                 <w:color w:val="auto"/>
                 <w:spacing w:val="0"/>
                 <w:w w:val="100"/>
-                <w:sz w:val="20"/>
-                <w:szCs w:val="20"/>
+                <w:sz w:val="18"/>
+                <w:szCs w:val="18"/>
                 <w:lang w:val="ro-RO"/>
               </w:rPr>
               <w:t>C</w:t>
@@ -7606,6 +7706,10 @@
               <w:left w:val="single" w:sz="4" w:space="0" w:color="000000"/>
               <w:bottom w:val="single" w:sz="4" w:space="0" w:color="000000"/>
             </w:tcBorders>
+            <w:tcMar>
+              <w:top w:w="118" w:type="dxa"/>
+              <w:bottom w:w="118" w:type="dxa"/>
+            </w:tcMar>
             <w:vAlign w:val="center"/>
           </w:tcPr>
           <w:p>
@@ -7623,8 +7727,8 @@
                 <w:color w:val="auto"/>
                 <w:spacing w:val="0"/>
                 <w:w w:val="100"/>
-                <w:sz w:val="20"/>
-                <w:szCs w:val="20"/>
+                <w:sz w:val="18"/>
+                <w:szCs w:val="18"/>
                 <w:lang w:val="ro-RO"/>
               </w:rPr>
             </w:pPr>
@@ -7636,8 +7740,8 @@
                 <w:color w:val="auto"/>
                 <w:spacing w:val="0"/>
                 <w:w w:val="100"/>
-                <w:sz w:val="20"/>
-                <w:szCs w:val="20"/>
+                <w:sz w:val="18"/>
+                <w:szCs w:val="18"/>
                 <w:lang w:val="ro-RO"/>
               </w:rPr>
               <w:t>A</w:t>
@@ -7651,6 +7755,10 @@
               <w:left w:val="single" w:sz="4" w:space="0" w:color="000000"/>
               <w:bottom w:val="single" w:sz="4" w:space="0" w:color="000000"/>
             </w:tcBorders>
+            <w:tcMar>
+              <w:top w:w="118" w:type="dxa"/>
+              <w:bottom w:w="118" w:type="dxa"/>
+            </w:tcMar>
             <w:vAlign w:val="center"/>
           </w:tcPr>
           <w:p>
@@ -7668,8 +7776,8 @@
                 <w:color w:val="auto"/>
                 <w:spacing w:val="0"/>
                 <w:w w:val="100"/>
-                <w:sz w:val="20"/>
-                <w:szCs w:val="20"/>
+                <w:sz w:val="18"/>
+                <w:szCs w:val="18"/>
                 <w:lang w:val="ro-RO"/>
               </w:rPr>
             </w:pPr>
@@ -7681,8 +7789,8 @@
                 <w:color w:val="auto"/>
                 <w:spacing w:val="0"/>
                 <w:w w:val="100"/>
-                <w:sz w:val="20"/>
-                <w:szCs w:val="20"/>
+                <w:sz w:val="18"/>
+                <w:szCs w:val="18"/>
                 <w:lang w:val="ro-RO"/>
               </w:rPr>
               <w:t>A</w:t>
@@ -7696,6 +7804,10 @@
               <w:left w:val="single" w:sz="4" w:space="0" w:color="000000"/>
               <w:bottom w:val="single" w:sz="4" w:space="0" w:color="000000"/>
             </w:tcBorders>
+            <w:tcMar>
+              <w:top w:w="118" w:type="dxa"/>
+              <w:bottom w:w="118" w:type="dxa"/>
+            </w:tcMar>
             <w:vAlign w:val="center"/>
           </w:tcPr>
           <w:p>
@@ -7713,8 +7825,8 @@
                 <w:color w:val="auto"/>
                 <w:spacing w:val="0"/>
                 <w:w w:val="100"/>
-                <w:sz w:val="20"/>
-                <w:szCs w:val="20"/>
+                <w:sz w:val="18"/>
+                <w:szCs w:val="18"/>
                 <w:lang w:val="ro-RO"/>
               </w:rPr>
             </w:pPr>
@@ -7726,8 +7838,8 @@
                 <w:color w:val="auto"/>
                 <w:spacing w:val="0"/>
                 <w:w w:val="100"/>
-                <w:sz w:val="20"/>
-                <w:szCs w:val="20"/>
+                <w:sz w:val="18"/>
+                <w:szCs w:val="18"/>
                 <w:lang w:val="ro-RO"/>
               </w:rPr>
               <w:t>A</w:t>
@@ -7741,6 +7853,10 @@
               <w:left w:val="single" w:sz="4" w:space="0" w:color="000000"/>
               <w:bottom w:val="single" w:sz="4" w:space="0" w:color="000000"/>
             </w:tcBorders>
+            <w:tcMar>
+              <w:top w:w="118" w:type="dxa"/>
+              <w:bottom w:w="118" w:type="dxa"/>
+            </w:tcMar>
             <w:vAlign w:val="center"/>
           </w:tcPr>
           <w:p>
@@ -7758,8 +7874,8 @@
                 <w:color w:val="auto"/>
                 <w:spacing w:val="0"/>
                 <w:w w:val="100"/>
-                <w:sz w:val="20"/>
-                <w:szCs w:val="20"/>
+                <w:sz w:val="18"/>
+                <w:szCs w:val="18"/>
                 <w:lang w:val="ro-RO"/>
               </w:rPr>
             </w:pPr>
@@ -7771,8 +7887,8 @@
                 <w:color w:val="auto"/>
                 <w:spacing w:val="0"/>
                 <w:w w:val="100"/>
-                <w:sz w:val="20"/>
-                <w:szCs w:val="20"/>
+                <w:sz w:val="18"/>
+                <w:szCs w:val="18"/>
                 <w:lang w:val="ro-RO"/>
               </w:rPr>
               <w:t>AC</w:t>
@@ -7787,6 +7903,10 @@
               <w:bottom w:val="single" w:sz="4" w:space="0" w:color="000000"/>
               <w:right w:val="single" w:sz="4" w:space="0" w:color="000000"/>
             </w:tcBorders>
+            <w:tcMar>
+              <w:top w:w="118" w:type="dxa"/>
+              <w:bottom w:w="118" w:type="dxa"/>
+            </w:tcMar>
             <w:vAlign w:val="center"/>
           </w:tcPr>
           <w:p>
@@ -7804,8 +7924,8 @@
                 <w:color w:val="auto"/>
                 <w:spacing w:val="0"/>
                 <w:w w:val="100"/>
-                <w:sz w:val="20"/>
-                <w:szCs w:val="20"/>
+                <w:sz w:val="18"/>
+                <w:szCs w:val="18"/>
                 <w:lang w:val="ro-RO"/>
               </w:rPr>
             </w:pPr>
@@ -7817,8 +7937,8 @@
                 <w:color w:val="auto"/>
                 <w:spacing w:val="0"/>
                 <w:w w:val="100"/>
-                <w:sz w:val="20"/>
-                <w:szCs w:val="20"/>
+                <w:sz w:val="18"/>
+                <w:szCs w:val="18"/>
                 <w:lang w:val="ro-RO"/>
               </w:rPr>
               <w:t>ABCD</w:t>

--- a/packages/document-engine/templates/5.2_test_periodic.docx
+++ b/packages/document-engine/templates/5.2_test_periodic.docx
@@ -150,7 +150,7 @@
       <w:pPr>
         <w:pStyle w:val="Normal"/>
         <w:widowControl/>
-        <w:spacing w:before="0" w:after="40"/>
+        <w:spacing w:before="0" w:after="120"/>
         <w:ind w:hanging="360" w:left="720"/>
         <w:jc w:val="left"/>
         <w:rPr>
@@ -307,7 +307,7 @@
       <w:pPr>
         <w:pStyle w:val="BodyText"/>
         <w:widowControl/>
-        <w:spacing w:before="0" w:after="40"/>
+        <w:spacing w:before="0" w:after="120"/>
         <w:ind w:hanging="360" w:left="720"/>
         <w:jc w:val="left"/>
         <w:rPr>
@@ -466,7 +466,7 @@
       <w:pPr>
         <w:pStyle w:val="BodyText"/>
         <w:widowControl/>
-        <w:spacing w:before="0" w:after="40"/>
+        <w:spacing w:before="0" w:after="120"/>
         <w:ind w:hanging="360" w:left="720"/>
         <w:jc w:val="left"/>
         <w:rPr>
@@ -625,7 +625,7 @@
       <w:pPr>
         <w:pStyle w:val="BodyText"/>
         <w:widowControl/>
-        <w:spacing w:before="0" w:after="40"/>
+        <w:spacing w:before="0" w:after="120"/>
         <w:ind w:hanging="360" w:left="720"/>
         <w:jc w:val="left"/>
         <w:rPr>
@@ -781,7 +781,7 @@
       <w:pPr>
         <w:pStyle w:val="BodyText"/>
         <w:widowControl/>
-        <w:spacing w:before="0" w:after="40"/>
+        <w:spacing w:before="0" w:after="120"/>
         <w:ind w:hanging="360" w:left="720"/>
         <w:jc w:val="left"/>
         <w:rPr>
@@ -897,7 +897,7 @@
       <w:pPr>
         <w:pStyle w:val="BodyText"/>
         <w:widowControl/>
-        <w:spacing w:before="0" w:after="40"/>
+        <w:spacing w:before="0" w:after="120"/>
         <w:ind w:hanging="360" w:left="720"/>
         <w:jc w:val="left"/>
         <w:rPr>
@@ -1013,7 +1013,7 @@
       <w:pPr>
         <w:pStyle w:val="BodyText"/>
         <w:widowControl/>
-        <w:spacing w:before="0" w:after="40"/>
+        <w:spacing w:before="0" w:after="120"/>
         <w:ind w:hanging="360" w:left="720"/>
         <w:jc w:val="left"/>
         <w:rPr>
@@ -1081,7 +1081,7 @@
           <w:szCs w:val="20"/>
           <w:lang w:val="ro-RO"/>
         </w:rPr>
-        <w:t>8. Executantul reprezinta</w:t>
+        <w:t>8. Executantul reprezintă</w:t>
       </w:r>
       <w:r>
         <w:rPr>
@@ -1183,7 +1183,7 @@
       <w:pPr>
         <w:pStyle w:val="BodyText"/>
         <w:widowControl/>
-        <w:spacing w:before="0" w:after="40"/>
+        <w:spacing w:before="0" w:after="120"/>
         <w:ind w:hanging="360" w:left="720"/>
         <w:jc w:val="left"/>
         <w:rPr>
@@ -1372,7 +1372,7 @@
       <w:pPr>
         <w:pStyle w:val="BodyText"/>
         <w:widowControl/>
-        <w:spacing w:before="0" w:after="40"/>
+        <w:spacing w:before="0" w:after="120"/>
         <w:ind w:hanging="360" w:left="720"/>
         <w:jc w:val="left"/>
         <w:rPr>
@@ -1533,7 +1533,7 @@
       <w:pPr>
         <w:pStyle w:val="BodyText"/>
         <w:widowControl/>
-        <w:spacing w:before="0" w:after="40"/>
+        <w:spacing w:before="0" w:after="120"/>
         <w:ind w:hanging="360" w:left="720"/>
         <w:jc w:val="left"/>
         <w:rPr>
@@ -1665,7 +1665,7 @@
       <w:pPr>
         <w:pStyle w:val="BodyText"/>
         <w:widowControl/>
-        <w:spacing w:before="0" w:after="40"/>
+        <w:spacing w:before="0" w:after="120"/>
         <w:ind w:hanging="360" w:left="720"/>
         <w:jc w:val="left"/>
         <w:rPr>
@@ -1837,7 +1837,7 @@
       <w:pPr>
         <w:pStyle w:val="BodyText"/>
         <w:widowControl/>
-        <w:spacing w:before="0" w:after="40"/>
+        <w:spacing w:before="0" w:after="120"/>
         <w:ind w:hanging="360" w:left="720"/>
         <w:jc w:val="left"/>
         <w:rPr>
@@ -2004,7 +2004,7 @@
       <w:pPr>
         <w:pStyle w:val="BodyText"/>
         <w:widowControl/>
-        <w:spacing w:before="0" w:after="40"/>
+        <w:spacing w:before="0" w:after="120"/>
         <w:ind w:hanging="360" w:left="720"/>
         <w:jc w:val="left"/>
         <w:rPr>
@@ -2265,9 +2265,7 @@
         <w:gridCol w:w="2059"/>
       </w:tblGrid>
       <w:tr>
-        <w:trPr>
-          <w:tblHeader w:val="true"/>
-        </w:trPr>
+        <w:trPr/>
         <w:tc>
           <w:tcPr>
             <w:tcW w:w="2432" w:type="dxa"/>
@@ -4360,7 +4358,7 @@
       <w:pPr>
         <w:pStyle w:val="Normal"/>
         <w:widowControl/>
-        <w:spacing w:before="0" w:after="40"/>
+        <w:spacing w:before="0" w:after="120"/>
         <w:ind w:hanging="360" w:left="720"/>
         <w:jc w:val="left"/>
         <w:rPr>
@@ -4517,7 +4515,7 @@
       <w:pPr>
         <w:pStyle w:val="BodyText"/>
         <w:widowControl/>
-        <w:spacing w:before="0" w:after="40"/>
+        <w:spacing w:before="0" w:after="120"/>
         <w:ind w:hanging="360" w:left="720"/>
         <w:jc w:val="left"/>
         <w:rPr>
@@ -4676,7 +4674,7 @@
       <w:pPr>
         <w:pStyle w:val="BodyText"/>
         <w:widowControl/>
-        <w:spacing w:before="0" w:after="40"/>
+        <w:spacing w:before="0" w:after="120"/>
         <w:ind w:hanging="360" w:left="720"/>
         <w:jc w:val="left"/>
         <w:rPr>
@@ -4835,7 +4833,7 @@
       <w:pPr>
         <w:pStyle w:val="BodyText"/>
         <w:widowControl/>
-        <w:spacing w:before="0" w:after="40"/>
+        <w:spacing w:before="0" w:after="120"/>
         <w:ind w:hanging="360" w:left="720"/>
         <w:jc w:val="left"/>
         <w:rPr>
@@ -4991,7 +4989,7 @@
       <w:pPr>
         <w:pStyle w:val="BodyText"/>
         <w:widowControl/>
-        <w:spacing w:before="0" w:after="40"/>
+        <w:spacing w:before="0" w:after="120"/>
         <w:ind w:hanging="360" w:left="720"/>
         <w:jc w:val="left"/>
         <w:rPr>
@@ -5107,7 +5105,7 @@
       <w:pPr>
         <w:pStyle w:val="BodyText"/>
         <w:widowControl/>
-        <w:spacing w:before="0" w:after="40"/>
+        <w:spacing w:before="0" w:after="120"/>
         <w:ind w:hanging="360" w:left="720"/>
         <w:jc w:val="left"/>
         <w:rPr>
@@ -5223,7 +5221,7 @@
       <w:pPr>
         <w:pStyle w:val="BodyText"/>
         <w:widowControl/>
-        <w:spacing w:before="0" w:after="40"/>
+        <w:spacing w:before="0" w:after="120"/>
         <w:ind w:hanging="360" w:left="720"/>
         <w:jc w:val="left"/>
         <w:rPr>
@@ -5291,7 +5289,7 @@
           <w:szCs w:val="20"/>
           <w:lang w:val="ro-RO"/>
         </w:rPr>
-        <w:t>8. Executantul reprezinta</w:t>
+        <w:t>8. Executantul reprezintă</w:t>
       </w:r>
       <w:r>
         <w:rPr>
@@ -5393,7 +5391,7 @@
       <w:pPr>
         <w:pStyle w:val="BodyText"/>
         <w:widowControl/>
-        <w:spacing w:before="0" w:after="40"/>
+        <w:spacing w:before="0" w:after="120"/>
         <w:ind w:hanging="360" w:left="720"/>
         <w:jc w:val="left"/>
         <w:rPr>
@@ -5582,7 +5580,7 @@
       <w:pPr>
         <w:pStyle w:val="BodyText"/>
         <w:widowControl/>
-        <w:spacing w:before="0" w:after="40"/>
+        <w:spacing w:before="0" w:after="120"/>
         <w:ind w:hanging="360" w:left="720"/>
         <w:jc w:val="left"/>
         <w:rPr>
@@ -5743,7 +5741,7 @@
       <w:pPr>
         <w:pStyle w:val="BodyText"/>
         <w:widowControl/>
-        <w:spacing w:before="0" w:after="40"/>
+        <w:spacing w:before="0" w:after="120"/>
         <w:ind w:hanging="360" w:left="720"/>
         <w:jc w:val="left"/>
         <w:rPr>
@@ -5875,7 +5873,7 @@
       <w:pPr>
         <w:pStyle w:val="BodyText"/>
         <w:widowControl/>
-        <w:spacing w:before="0" w:after="40"/>
+        <w:spacing w:before="0" w:after="120"/>
         <w:ind w:hanging="360" w:left="720"/>
         <w:jc w:val="left"/>
         <w:rPr>
@@ -6047,7 +6045,7 @@
       <w:pPr>
         <w:pStyle w:val="BodyText"/>
         <w:widowControl/>
-        <w:spacing w:before="0" w:after="40"/>
+        <w:spacing w:before="0" w:after="120"/>
         <w:ind w:hanging="360" w:left="720"/>
         <w:jc w:val="left"/>
         <w:rPr>
@@ -6214,7 +6212,7 @@
       <w:pPr>
         <w:pStyle w:val="BodyText"/>
         <w:widowControl/>
-        <w:spacing w:before="0" w:after="40"/>
+        <w:spacing w:before="0" w:after="120"/>
         <w:ind w:hanging="360" w:left="720"/>
         <w:jc w:val="left"/>
         <w:rPr>
@@ -6416,7 +6414,7 @@
       <w:pPr>
         <w:pStyle w:val="BodyText"/>
         <w:widowControl/>
-        <w:spacing w:before="0" w:after="40"/>
+        <w:spacing w:before="0" w:after="120"/>
         <w:ind w:hanging="360" w:left="720"/>
         <w:jc w:val="left"/>
         <w:rPr>

--- a/packages/document-engine/templates/5.2_test_periodic.docx
+++ b/packages/document-engine/templates/5.2_test_periodic.docx
@@ -10636,7 +10636,7 @@
   <w:docDefaults>
     <w:rPrDefault>
       <w:rPr>
-        <w:rFonts w:ascii="Liberation Serif" w:hAnsi="Liberation Serif" w:eastAsia="Noto Serif CJK SC" w:cs="Noto Sans Devanagari"/>
+        <w:rFonts w:ascii="Arial" w:hAnsi="Arial" w:eastAsia="Arial" w:cs="Arial"/>
         <w:sz w:val="24"/>
         <w:szCs w:val="24"/>
         <w:lang w:val="en-US" w:eastAsia="zh-CN" w:bidi="hi-IN"/>
@@ -11356,19 +11356,19 @@
   <w:style w:type="character" w:styleId="SourceText">
     <w:name w:val="Source Text"/>
     <w:rPr>
-      <w:rFonts w:ascii="Liberation Mono" w:hAnsi="Liberation Mono" w:eastAsia="Noto Sans Mono CJK SC" w:cs="Liberation Mono"/>
+      <w:rFonts w:ascii="Liberation Mono" w:hAnsi="Liberation Mono" w:eastAsia="Arial" w:cs="Liberation Mono"/>
     </w:rPr>
   </w:style>
   <w:style w:type="character" w:styleId="Example">
     <w:name w:val="Example"/>
     <w:rPr>
-      <w:rFonts w:ascii="Liberation Mono" w:hAnsi="Liberation Mono" w:eastAsia="Noto Sans Mono CJK SC" w:cs="Liberation Mono"/>
+      <w:rFonts w:ascii="Liberation Mono" w:hAnsi="Liberation Mono" w:eastAsia="Arial" w:cs="Liberation Mono"/>
     </w:rPr>
   </w:style>
   <w:style w:type="character" w:styleId="UserEntry">
     <w:name w:val="User Entry"/>
     <w:rPr>
-      <w:rFonts w:ascii="Liberation Mono" w:hAnsi="Liberation Mono" w:eastAsia="Noto Sans Mono CJK SC" w:cs="Liberation Mono"/>
+      <w:rFonts w:ascii="Liberation Mono" w:hAnsi="Liberation Mono" w:eastAsia="Arial" w:cs="Liberation Mono"/>
     </w:rPr>
   </w:style>
   <w:style w:type="character" w:styleId="Variable">
@@ -11385,7 +11385,7 @@
   <w:style w:type="character" w:styleId="Teletype">
     <w:name w:val="Teletype"/>
     <w:rPr>
-      <w:rFonts w:ascii="Liberation Mono" w:hAnsi="Liberation Mono" w:eastAsia="Noto Sans Mono CJK SC" w:cs="Liberation Mono"/>
+      <w:rFonts w:ascii="Liberation Mono" w:hAnsi="Liberation Mono" w:eastAsia="Arial" w:cs="Liberation Mono"/>
     </w:rPr>
   </w:style>
   <w:style w:type="paragraph" w:styleId="Heading">
@@ -11420,7 +11420,7 @@
     <w:basedOn w:val="BodyText"/>
     <w:pPr/>
     <w:rPr>
-      <w:rFonts w:cs="Noto Sans Devanagari"/>
+      <w:rFonts w:cs="Arial"/>
     </w:rPr>
   </w:style>
   <w:style w:type="paragraph" w:styleId="Caption">
@@ -11431,7 +11431,7 @@
       <w:spacing w:before="120" w:after="120"/>
     </w:pPr>
     <w:rPr>
-      <w:rFonts w:cs="Noto Sans Devanagari"/>
+      <w:rFonts w:cs="Arial"/>
       <w:i/>
       <w:iCs/>
       <w:sz w:val="24"/>
@@ -11445,7 +11445,7 @@
       <w:suppressLineNumbers/>
     </w:pPr>
     <w:rPr>
-      <w:rFonts w:cs="Noto Sans Devanagari"/>
+      <w:rFonts w:cs="Arial"/>
     </w:rPr>
   </w:style>
   <w:style w:type="paragraph" w:styleId="HeaderandFooter">

--- a/packages/document-engine/templates/5.2_test_periodic.docx
+++ b/packages/document-engine/templates/5.2_test_periodic.docx
@@ -8646,7 +8646,7 @@
               <w:szCs w:val="16"/>
               <w:lang w:val="ro-RO"/>
             </w:rPr>
-            <w:instrText xml:space="preserve"> PAGE \* ARABIC </w:instrText>
+            <w:instrText xml:space="preserve"> PAGE </w:instrText>
           </w:r>
           <w:r>
             <w:rPr>
@@ -8730,7 +8730,7 @@
               <w:szCs w:val="16"/>
               <w:lang w:val="ro-RO"/>
             </w:rPr>
-            <w:instrText xml:space="preserve"> NUMPAGES \* ARABIC </w:instrText>
+            <w:instrText xml:space="preserve"> NUMPAGES </w:instrText>
           </w:r>
           <w:r>
             <w:rPr>
@@ -9429,7 +9429,7 @@
               <w:szCs w:val="16"/>
               <w:lang w:val="ro-RO"/>
             </w:rPr>
-            <w:instrText xml:space="preserve"> PAGE \* ARABIC </w:instrText>
+            <w:instrText xml:space="preserve"> PAGE </w:instrText>
           </w:r>
           <w:r>
             <w:rPr>
@@ -9513,7 +9513,7 @@
               <w:szCs w:val="16"/>
               <w:lang w:val="ro-RO"/>
             </w:rPr>
-            <w:instrText xml:space="preserve"> NUMPAGES \* ARABIC </w:instrText>
+            <w:instrText xml:space="preserve"> NUMPAGES </w:instrText>
           </w:r>
           <w:r>
             <w:rPr>
@@ -10212,7 +10212,7 @@
               <w:szCs w:val="16"/>
               <w:lang w:val="ro-RO"/>
             </w:rPr>
-            <w:instrText xml:space="preserve"> PAGE \* ARABIC </w:instrText>
+            <w:instrText xml:space="preserve"> PAGE </w:instrText>
           </w:r>
           <w:r>
             <w:rPr>
@@ -10296,7 +10296,7 @@
               <w:szCs w:val="16"/>
               <w:lang w:val="ro-RO"/>
             </w:rPr>
-            <w:instrText xml:space="preserve"> NUMPAGES \* ARABIC </w:instrText>
+            <w:instrText xml:space="preserve"> NUMPAGES </w:instrText>
           </w:r>
           <w:r>
             <w:rPr>

--- a/packages/document-engine/templates/5.2_test_periodic.docx
+++ b/packages/document-engine/templates/5.2_test_periodic.docx
@@ -7999,11 +7999,11 @@
       <w:rPr>
         <w:rFonts w:ascii="Arial" w:hAnsi="Arial" w:eastAsia="Arial" w:cs="Arial"/>
         <w:b w:val="false"/>
-        <w:color w:val="auto"/>
+        <w:color w:val="7A7A7A"/>
         <w:spacing w:val="0"/>
         <w:w w:val="100"/>
-        <w:sz w:val="16"/>
-        <w:szCs w:val="16"/>
+        <w:sz w:val="15"/>
+        <w:szCs w:val="15"/>
         <w:lang w:val="ro-RO"/>
       </w:rPr>
     </w:pPr>
@@ -8011,11 +8011,11 @@
       <w:rPr>
         <w:rFonts w:eastAsia="Arial" w:cs="Arial" w:ascii="Arial" w:hAnsi="Arial"/>
         <w:b w:val="false"/>
-        <w:color w:val="auto"/>
+        <w:color w:val="7A7A7A"/>
         <w:spacing w:val="0"/>
         <w:w w:val="100"/>
-        <w:sz w:val="16"/>
-        <w:szCs w:val="16"/>
+        <w:sz w:val="15"/>
+        <w:szCs w:val="15"/>
         <w:lang w:val="ro-RO"/>
       </w:rPr>
       <w:t>{{#branding}}Document generat cu SSM Ușor · ssmusor.ro{{/branding}}</w:t>

--- a/packages/document-engine/templates/5.2_test_periodic.docx
+++ b/packages/document-engine/templates/5.2_test_periodic.docx
@@ -5,7 +5,7 @@
     <w:p>
       <w:pPr>
         <w:pStyle w:val="Normal"/>
-        <w:keepNext w:val="true"/>
+        <w:keepNext w:val="false"/>
         <w:widowControl/>
         <w:spacing w:before="0" w:after="0"/>
         <w:ind w:hanging="0"/>
@@ -69,6 +69,8 @@
     <w:p>
       <w:pPr>
         <w:pStyle w:val="Normal"/>
+        <w:keepNext w:val="true"/>
+        <w:keepLines w:val="true"/>
         <w:widowControl/>
         <w:spacing w:before="0" w:after="40"/>
         <w:ind w:hanging="360" w:left="720"/>
@@ -109,6 +111,8 @@
     <w:p>
       <w:pPr>
         <w:pStyle w:val="Normal"/>
+        <w:keepNext w:val="true"/>
+        <w:keepLines w:val="true"/>
         <w:widowControl/>
         <w:spacing w:before="0" w:after="40"/>
         <w:ind w:hanging="360" w:left="720"/>
@@ -149,6 +153,7 @@
     <w:p>
       <w:pPr>
         <w:pStyle w:val="Normal"/>
+        <w:keepLines w:val="true"/>
         <w:widowControl/>
         <w:spacing w:before="0" w:after="120"/>
         <w:ind w:hanging="360" w:left="720"/>
@@ -224,6 +229,8 @@
     <w:p>
       <w:pPr>
         <w:pStyle w:val="BodyText"/>
+        <w:keepNext w:val="true"/>
+        <w:keepLines w:val="true"/>
         <w:widowControl/>
         <w:spacing w:before="0" w:after="40"/>
         <w:ind w:hanging="360" w:left="720"/>
@@ -265,6 +272,8 @@
     <w:p>
       <w:pPr>
         <w:pStyle w:val="BodyText"/>
+        <w:keepNext w:val="true"/>
+        <w:keepLines w:val="true"/>
         <w:widowControl/>
         <w:spacing w:before="0" w:after="40"/>
         <w:ind w:hanging="360" w:left="720"/>
@@ -306,6 +315,7 @@
     <w:p>
       <w:pPr>
         <w:pStyle w:val="BodyText"/>
+        <w:keepLines w:val="true"/>
         <w:widowControl/>
         <w:spacing w:before="0" w:after="120"/>
         <w:ind w:hanging="360" w:left="720"/>
@@ -380,6 +390,8 @@
     <w:p>
       <w:pPr>
         <w:pStyle w:val="BodyText"/>
+        <w:keepNext w:val="true"/>
+        <w:keepLines w:val="true"/>
         <w:widowControl/>
         <w:spacing w:before="0" w:after="40"/>
         <w:ind w:hanging="360" w:left="720"/>
@@ -421,6 +433,8 @@
     <w:p>
       <w:pPr>
         <w:pStyle w:val="BodyText"/>
+        <w:keepNext w:val="true"/>
+        <w:keepLines w:val="true"/>
         <w:widowControl/>
         <w:spacing w:before="0" w:after="40"/>
         <w:ind w:hanging="360" w:left="720"/>
@@ -465,6 +479,7 @@
     <w:p>
       <w:pPr>
         <w:pStyle w:val="BodyText"/>
+        <w:keepLines w:val="true"/>
         <w:widowControl/>
         <w:spacing w:before="0" w:after="120"/>
         <w:ind w:hanging="360" w:left="720"/>
@@ -542,6 +557,8 @@
     <w:p>
       <w:pPr>
         <w:pStyle w:val="BodyText"/>
+        <w:keepNext w:val="true"/>
+        <w:keepLines w:val="true"/>
         <w:widowControl/>
         <w:spacing w:before="0" w:after="40"/>
         <w:ind w:hanging="360" w:left="720"/>
@@ -583,6 +600,8 @@
     <w:p>
       <w:pPr>
         <w:pStyle w:val="BodyText"/>
+        <w:keepNext w:val="true"/>
+        <w:keepLines w:val="true"/>
         <w:widowControl/>
         <w:spacing w:before="0" w:after="40"/>
         <w:ind w:hanging="360" w:left="720"/>
@@ -624,6 +643,7 @@
     <w:p>
       <w:pPr>
         <w:pStyle w:val="BodyText"/>
+        <w:keepLines w:val="true"/>
         <w:widowControl/>
         <w:spacing w:before="0" w:after="120"/>
         <w:ind w:hanging="360" w:left="720"/>
@@ -698,6 +718,8 @@
     <w:p>
       <w:pPr>
         <w:pStyle w:val="BodyText"/>
+        <w:keepNext w:val="true"/>
+        <w:keepLines w:val="true"/>
         <w:widowControl/>
         <w:spacing w:before="0" w:after="40"/>
         <w:ind w:hanging="360" w:left="720"/>
@@ -739,6 +761,8 @@
     <w:p>
       <w:pPr>
         <w:pStyle w:val="BodyText"/>
+        <w:keepNext w:val="true"/>
+        <w:keepLines w:val="true"/>
         <w:widowControl/>
         <w:spacing w:before="0" w:after="40"/>
         <w:ind w:hanging="360" w:left="720"/>
@@ -780,6 +804,7 @@
     <w:p>
       <w:pPr>
         <w:pStyle w:val="BodyText"/>
+        <w:keepLines w:val="true"/>
         <w:widowControl/>
         <w:spacing w:before="0" w:after="120"/>
         <w:ind w:hanging="360" w:left="720"/>
@@ -855,6 +880,8 @@
     <w:p>
       <w:pPr>
         <w:pStyle w:val="BodyText"/>
+        <w:keepNext w:val="true"/>
+        <w:keepLines w:val="true"/>
         <w:widowControl/>
         <w:spacing w:before="0" w:after="40"/>
         <w:ind w:hanging="360" w:left="720"/>
@@ -896,6 +923,7 @@
     <w:p>
       <w:pPr>
         <w:pStyle w:val="BodyText"/>
+        <w:keepLines w:val="true"/>
         <w:widowControl/>
         <w:spacing w:before="0" w:after="120"/>
         <w:ind w:hanging="360" w:left="720"/>
@@ -971,6 +999,8 @@
     <w:p>
       <w:pPr>
         <w:pStyle w:val="BodyText"/>
+        <w:keepNext w:val="true"/>
+        <w:keepLines w:val="true"/>
         <w:widowControl/>
         <w:spacing w:before="0" w:after="40"/>
         <w:ind w:hanging="360" w:left="720"/>
@@ -1012,6 +1042,7 @@
     <w:p>
       <w:pPr>
         <w:pStyle w:val="BodyText"/>
+        <w:keepLines w:val="true"/>
         <w:widowControl/>
         <w:spacing w:before="0" w:after="120"/>
         <w:ind w:hanging="360" w:left="720"/>
@@ -1100,6 +1131,8 @@
     <w:p>
       <w:pPr>
         <w:pStyle w:val="BodyText"/>
+        <w:keepNext w:val="true"/>
+        <w:keepLines w:val="true"/>
         <w:widowControl/>
         <w:spacing w:before="0" w:after="40"/>
         <w:ind w:hanging="360" w:left="720"/>
@@ -1141,6 +1174,8 @@
     <w:p>
       <w:pPr>
         <w:pStyle w:val="BodyText"/>
+        <w:keepNext w:val="true"/>
+        <w:keepLines w:val="true"/>
         <w:widowControl/>
         <w:spacing w:before="0" w:after="40"/>
         <w:ind w:hanging="360" w:left="720"/>
@@ -1182,6 +1217,7 @@
     <w:p>
       <w:pPr>
         <w:pStyle w:val="BodyText"/>
+        <w:keepLines w:val="true"/>
         <w:widowControl/>
         <w:spacing w:before="0" w:after="120"/>
         <w:ind w:hanging="360" w:left="720"/>
@@ -1258,6 +1294,8 @@
     <w:p>
       <w:pPr>
         <w:pStyle w:val="BodyText"/>
+        <w:keepNext w:val="true"/>
+        <w:keepLines w:val="true"/>
         <w:widowControl/>
         <w:spacing w:before="0" w:after="40"/>
         <w:ind w:hanging="360" w:left="720"/>
@@ -1296,7 +1334,7 @@
           <w:szCs w:val="20"/>
           <w:lang w:val="ro-RO"/>
         </w:rPr>
-        <w:t xml:space="preserve">în afară orelor de program </w:t>
+        <w:t xml:space="preserve">în afara orelor de program </w:t>
       </w:r>
       <w:r>
         <w:rPr>
@@ -1327,6 +1365,8 @@
     <w:p>
       <w:pPr>
         <w:pStyle w:val="BodyText"/>
+        <w:keepNext w:val="true"/>
+        <w:keepLines w:val="true"/>
         <w:widowControl/>
         <w:spacing w:before="0" w:after="40"/>
         <w:ind w:hanging="360" w:left="720"/>
@@ -1371,6 +1411,7 @@
     <w:p>
       <w:pPr>
         <w:pStyle w:val="BodyText"/>
+        <w:keepLines w:val="true"/>
         <w:widowControl/>
         <w:spacing w:before="0" w:after="120"/>
         <w:ind w:hanging="360" w:left="720"/>
@@ -1482,12 +1523,14 @@
           <w:szCs w:val="20"/>
           <w:lang w:val="ro-RO"/>
         </w:rPr>
-        <w:t>Pe porțiunea fără trotuar amenajat, pietonii vor circula, pe cât posibil, în afară părții carosabile sau pe partea exterioară a drumului, astfel încât să se deplaseze în sensul invers de circulație al autovehiculelor care circulă pe banda respectivă (să vadă autovehiculele care vin din față pe partea lor)?</w:t>
+        <w:t>Pe porțiunea fără trotuar amenajat, pietonii vor circula, pe cât posibil, în afara părții carosabile sau pe partea exterioară a drumului, astfel încât să se deplaseze în sensul invers de circulație al autovehiculelor care circulă pe banda respectivă (să vadă autovehiculele care vin din față pe partea lor)?</w:t>
       </w:r>
     </w:p>
     <w:p>
       <w:pPr>
         <w:pStyle w:val="BodyText"/>
+        <w:keepNext w:val="true"/>
+        <w:keepLines w:val="true"/>
         <w:widowControl/>
         <w:spacing w:before="0" w:after="40"/>
         <w:ind w:hanging="360" w:left="720"/>
@@ -1532,6 +1575,7 @@
     <w:p>
       <w:pPr>
         <w:pStyle w:val="BodyText"/>
+        <w:keepLines w:val="true"/>
         <w:widowControl/>
         <w:spacing w:before="0" w:after="120"/>
         <w:ind w:hanging="360" w:left="720"/>
@@ -1623,6 +1667,8 @@
     <w:p>
       <w:pPr>
         <w:pStyle w:val="BodyText"/>
+        <w:keepNext w:val="true"/>
+        <w:keepLines w:val="true"/>
         <w:widowControl/>
         <w:spacing w:before="0" w:after="40"/>
         <w:ind w:hanging="360" w:left="720"/>
@@ -1664,6 +1710,7 @@
     <w:p>
       <w:pPr>
         <w:pStyle w:val="BodyText"/>
+        <w:keepLines w:val="true"/>
         <w:widowControl/>
         <w:spacing w:before="0" w:after="120"/>
         <w:ind w:hanging="360" w:left="720"/>
@@ -1794,6 +1841,8 @@
     <w:p>
       <w:pPr>
         <w:pStyle w:val="BodyText"/>
+        <w:keepNext w:val="true"/>
+        <w:keepLines w:val="true"/>
         <w:widowControl/>
         <w:spacing w:before="0" w:after="40"/>
         <w:ind w:hanging="360" w:left="720"/>
@@ -1836,6 +1885,7 @@
     <w:p>
       <w:pPr>
         <w:pStyle w:val="BodyText"/>
+        <w:keepLines w:val="true"/>
         <w:widowControl/>
         <w:spacing w:before="0" w:after="120"/>
         <w:ind w:hanging="360" w:left="720"/>
@@ -1915,6 +1965,8 @@
     <w:p>
       <w:pPr>
         <w:pStyle w:val="BodyText"/>
+        <w:keepNext w:val="true"/>
+        <w:keepLines w:val="true"/>
         <w:widowControl/>
         <w:spacing w:before="0" w:after="40"/>
         <w:ind w:hanging="360" w:left="720"/>
@@ -1959,6 +2011,8 @@
     <w:p>
       <w:pPr>
         <w:pStyle w:val="BodyText"/>
+        <w:keepNext w:val="true"/>
+        <w:keepLines w:val="true"/>
         <w:widowControl/>
         <w:spacing w:before="0" w:after="40"/>
         <w:ind w:hanging="360" w:left="720"/>
@@ -2003,6 +2057,7 @@
     <w:p>
       <w:pPr>
         <w:pStyle w:val="BodyText"/>
+        <w:keepLines w:val="true"/>
         <w:widowControl/>
         <w:spacing w:before="0" w:after="120"/>
         <w:ind w:hanging="360" w:left="720"/>
@@ -2080,6 +2135,8 @@
     <w:p>
       <w:pPr>
         <w:pStyle w:val="BodyText"/>
+        <w:keepNext w:val="true"/>
+        <w:keepLines w:val="true"/>
         <w:widowControl/>
         <w:spacing w:before="0" w:after="40"/>
         <w:ind w:hanging="360" w:left="720"/>
@@ -2116,96 +2173,100 @@
           <w:lang w:val="ro-RO"/>
         </w:rPr>
         <w:t>transportul prin sprijinirea accidentatului;</w:t>
-      </w:r>
-    </w:p>
-    <w:p>
-      <w:pPr>
-        <w:pStyle w:val="BodyText"/>
-        <w:widowControl/>
-        <w:spacing w:before="0" w:after="40"/>
-        <w:ind w:hanging="360" w:left="720"/>
-        <w:jc w:val="left"/>
-        <w:rPr>
-          <w:rStyle w:val="tal1"/>
-          <w:rFonts w:ascii="Arial" w:hAnsi="Arial" w:cs="Arial"/>
-          <w:sz w:val="16"/>
-          <w:szCs w:val="16"/>
-          <w:lang w:val="ro-RO"/>
-        </w:rPr>
-      </w:pPr>
-      <w:r>
-        <w:rPr>
-          <w:rFonts w:eastAsia="Arial" w:cs="Arial" w:ascii="Arial" w:hAnsi="Arial"/>
-          <w:b/>
-          <w:color w:val="auto"/>
-          <w:spacing w:val="0"/>
-          <w:w w:val="100"/>
-          <w:sz w:val="20"/>
-          <w:szCs w:val="20"/>
-          <w:lang w:val="ro-RO"/>
-        </w:rPr>
-        <w:t>b)</w:t>
-        <w:tab/>
-      </w:r>
-      <w:r>
-        <w:rPr>
-          <w:rFonts w:eastAsia="Arial" w:cs="Arial" w:ascii="Arial" w:hAnsi="Arial"/>
-          <w:color w:val="auto"/>
-          <w:spacing w:val="0"/>
-          <w:w w:val="100"/>
-          <w:sz w:val="20"/>
-          <w:szCs w:val="20"/>
-          <w:lang w:val="ro-RO"/>
-        </w:rPr>
-        <w:t>transportul pe brațele salvatorului;</w:t>
-      </w:r>
-    </w:p>
-    <w:p>
-      <w:pPr>
-        <w:pStyle w:val="BodyText"/>
-        <w:widowControl/>
-        <w:spacing w:before="0" w:after="40"/>
-        <w:ind w:hanging="360" w:left="720"/>
-        <w:jc w:val="left"/>
-        <w:rPr>
-          <w:rFonts w:ascii="Arial" w:hAnsi="Arial" w:cs="Arial"/>
-          <w:sz w:val="16"/>
-          <w:szCs w:val="16"/>
-          <w:lang w:val="it-IT"/>
-        </w:rPr>
-      </w:pPr>
-      <w:r>
-        <w:rPr>
-          <w:rStyle w:val="tal1"/>
-          <w:rFonts w:eastAsia="Arial" w:cs="Arial" w:ascii="Arial" w:hAnsi="Arial"/>
-          <w:b/>
-          <w:color w:val="auto"/>
-          <w:spacing w:val="0"/>
-          <w:w w:val="100"/>
-          <w:sz w:val="20"/>
-          <w:szCs w:val="20"/>
-          <w:lang w:val="ro-RO"/>
-        </w:rPr>
-        <w:t>c)</w:t>
-        <w:tab/>
-      </w:r>
-      <w:r>
-        <w:rPr>
-          <w:rFonts w:eastAsia="Arial" w:cs="Arial" w:ascii="Arial" w:hAnsi="Arial"/>
-          <w:color w:val="auto"/>
-          <w:spacing w:val="0"/>
-          <w:w w:val="100"/>
-          <w:sz w:val="20"/>
-          <w:szCs w:val="20"/>
-          <w:lang w:val="ro-RO"/>
-        </w:rPr>
-        <w:t>transportul pe spatele salvatorului;</w:t>
       </w:r>
     </w:p>
     <w:p>
       <w:pPr>
         <w:pStyle w:val="BodyText"/>
         <w:keepNext w:val="true"/>
+        <w:keepLines w:val="true"/>
+        <w:widowControl/>
+        <w:spacing w:before="0" w:after="40"/>
+        <w:ind w:hanging="360" w:left="720"/>
+        <w:jc w:val="left"/>
+        <w:rPr>
+          <w:rStyle w:val="tal1"/>
+          <w:rFonts w:ascii="Arial" w:hAnsi="Arial" w:cs="Arial"/>
+          <w:sz w:val="16"/>
+          <w:szCs w:val="16"/>
+          <w:lang w:val="ro-RO"/>
+        </w:rPr>
+      </w:pPr>
+      <w:r>
+        <w:rPr>
+          <w:rFonts w:eastAsia="Arial" w:cs="Arial" w:ascii="Arial" w:hAnsi="Arial"/>
+          <w:b/>
+          <w:color w:val="auto"/>
+          <w:spacing w:val="0"/>
+          <w:w w:val="100"/>
+          <w:sz w:val="20"/>
+          <w:szCs w:val="20"/>
+          <w:lang w:val="ro-RO"/>
+        </w:rPr>
+        <w:t>b)</w:t>
+        <w:tab/>
+      </w:r>
+      <w:r>
+        <w:rPr>
+          <w:rFonts w:eastAsia="Arial" w:cs="Arial" w:ascii="Arial" w:hAnsi="Arial"/>
+          <w:color w:val="auto"/>
+          <w:spacing w:val="0"/>
+          <w:w w:val="100"/>
+          <w:sz w:val="20"/>
+          <w:szCs w:val="20"/>
+          <w:lang w:val="ro-RO"/>
+        </w:rPr>
+        <w:t>transportul pe brațele salvatorului;</w:t>
+      </w:r>
+    </w:p>
+    <w:p>
+      <w:pPr>
+        <w:pStyle w:val="BodyText"/>
+        <w:keepLines w:val="true"/>
+        <w:widowControl/>
+        <w:spacing w:before="0" w:after="40"/>
+        <w:ind w:hanging="360" w:left="720"/>
+        <w:jc w:val="left"/>
+        <w:rPr>
+          <w:rFonts w:ascii="Arial" w:hAnsi="Arial" w:cs="Arial"/>
+          <w:sz w:val="16"/>
+          <w:szCs w:val="16"/>
+          <w:lang w:val="it-IT"/>
+        </w:rPr>
+      </w:pPr>
+      <w:r>
+        <w:rPr>
+          <w:rStyle w:val="tal1"/>
+          <w:rFonts w:eastAsia="Arial" w:cs="Arial" w:ascii="Arial" w:hAnsi="Arial"/>
+          <w:b/>
+          <w:color w:val="auto"/>
+          <w:spacing w:val="0"/>
+          <w:w w:val="100"/>
+          <w:sz w:val="20"/>
+          <w:szCs w:val="20"/>
+          <w:lang w:val="ro-RO"/>
+        </w:rPr>
+        <w:t>c)</w:t>
+        <w:tab/>
+      </w:r>
+      <w:r>
+        <w:rPr>
+          <w:rFonts w:eastAsia="Arial" w:cs="Arial" w:ascii="Arial" w:hAnsi="Arial"/>
+          <w:color w:val="auto"/>
+          <w:spacing w:val="0"/>
+          <w:w w:val="100"/>
+          <w:sz w:val="20"/>
+          <w:szCs w:val="20"/>
+          <w:lang w:val="ro-RO"/>
+        </w:rPr>
+        <w:t>transportul pe spatele salvatorului;</w:t>
+      </w:r>
+    </w:p>
+    <w:p>
+      <w:pPr>
+        <w:pStyle w:val="BodyText"/>
+        <w:keepNext w:val="true"/>
+        <w:keepLines w:val="true"/>
         <w:widowControl/>
         <w:spacing w:before="0" w:after="120"/>
         <w:ind w:hanging="360" w:left="720"/>
@@ -4210,7 +4271,7 @@
     <w:p>
       <w:pPr>
         <w:pStyle w:val="Normal"/>
-        <w:keepNext w:val="true"/>
+        <w:keepNext w:val="false"/>
         <w:widowControl/>
         <w:spacing w:before="120" w:after="0"/>
         <w:ind w:hanging="0"/>
@@ -4277,6 +4338,8 @@
     <w:p>
       <w:pPr>
         <w:pStyle w:val="Normal"/>
+        <w:keepNext w:val="true"/>
+        <w:keepLines w:val="true"/>
         <w:widowControl/>
         <w:spacing w:before="0" w:after="40"/>
         <w:ind w:hanging="360" w:left="720"/>
@@ -4317,6 +4380,8 @@
     <w:p>
       <w:pPr>
         <w:pStyle w:val="Normal"/>
+        <w:keepNext w:val="true"/>
+        <w:keepLines w:val="true"/>
         <w:widowControl/>
         <w:spacing w:before="0" w:after="40"/>
         <w:ind w:hanging="360" w:left="720"/>
@@ -4357,6 +4422,7 @@
     <w:p>
       <w:pPr>
         <w:pStyle w:val="Normal"/>
+        <w:keepLines w:val="true"/>
         <w:widowControl/>
         <w:spacing w:before="0" w:after="120"/>
         <w:ind w:hanging="360" w:left="720"/>
@@ -4432,6 +4498,8 @@
     <w:p>
       <w:pPr>
         <w:pStyle w:val="BodyText"/>
+        <w:keepNext w:val="true"/>
+        <w:keepLines w:val="true"/>
         <w:widowControl/>
         <w:spacing w:before="0" w:after="40"/>
         <w:ind w:hanging="360" w:left="720"/>
@@ -4473,6 +4541,8 @@
     <w:p>
       <w:pPr>
         <w:pStyle w:val="BodyText"/>
+        <w:keepNext w:val="true"/>
+        <w:keepLines w:val="true"/>
         <w:widowControl/>
         <w:spacing w:before="0" w:after="40"/>
         <w:ind w:hanging="360" w:left="720"/>
@@ -4514,6 +4584,7 @@
     <w:p>
       <w:pPr>
         <w:pStyle w:val="BodyText"/>
+        <w:keepLines w:val="true"/>
         <w:widowControl/>
         <w:spacing w:before="0" w:after="120"/>
         <w:ind w:hanging="360" w:left="720"/>
@@ -4588,6 +4659,8 @@
     <w:p>
       <w:pPr>
         <w:pStyle w:val="BodyText"/>
+        <w:keepNext w:val="true"/>
+        <w:keepLines w:val="true"/>
         <w:widowControl/>
         <w:spacing w:before="0" w:after="40"/>
         <w:ind w:hanging="360" w:left="720"/>
@@ -4629,6 +4702,8 @@
     <w:p>
       <w:pPr>
         <w:pStyle w:val="BodyText"/>
+        <w:keepNext w:val="true"/>
+        <w:keepLines w:val="true"/>
         <w:widowControl/>
         <w:spacing w:before="0" w:after="40"/>
         <w:ind w:hanging="360" w:left="720"/>
@@ -4673,6 +4748,7 @@
     <w:p>
       <w:pPr>
         <w:pStyle w:val="BodyText"/>
+        <w:keepLines w:val="true"/>
         <w:widowControl/>
         <w:spacing w:before="0" w:after="120"/>
         <w:ind w:hanging="360" w:left="720"/>
@@ -4750,6 +4826,8 @@
     <w:p>
       <w:pPr>
         <w:pStyle w:val="BodyText"/>
+        <w:keepNext w:val="true"/>
+        <w:keepLines w:val="true"/>
         <w:widowControl/>
         <w:spacing w:before="0" w:after="40"/>
         <w:ind w:hanging="360" w:left="720"/>
@@ -4791,6 +4869,8 @@
     <w:p>
       <w:pPr>
         <w:pStyle w:val="BodyText"/>
+        <w:keepNext w:val="true"/>
+        <w:keepLines w:val="true"/>
         <w:widowControl/>
         <w:spacing w:before="0" w:after="40"/>
         <w:ind w:hanging="360" w:left="720"/>
@@ -4832,6 +4912,7 @@
     <w:p>
       <w:pPr>
         <w:pStyle w:val="BodyText"/>
+        <w:keepLines w:val="true"/>
         <w:widowControl/>
         <w:spacing w:before="0" w:after="120"/>
         <w:ind w:hanging="360" w:left="720"/>
@@ -4906,6 +4987,8 @@
     <w:p>
       <w:pPr>
         <w:pStyle w:val="BodyText"/>
+        <w:keepNext w:val="true"/>
+        <w:keepLines w:val="true"/>
         <w:widowControl/>
         <w:spacing w:before="0" w:after="40"/>
         <w:ind w:hanging="360" w:left="720"/>
@@ -4947,6 +5030,8 @@
     <w:p>
       <w:pPr>
         <w:pStyle w:val="BodyText"/>
+        <w:keepNext w:val="true"/>
+        <w:keepLines w:val="true"/>
         <w:widowControl/>
         <w:spacing w:before="0" w:after="40"/>
         <w:ind w:hanging="360" w:left="720"/>
@@ -4988,6 +5073,7 @@
     <w:p>
       <w:pPr>
         <w:pStyle w:val="BodyText"/>
+        <w:keepLines w:val="true"/>
         <w:widowControl/>
         <w:spacing w:before="0" w:after="120"/>
         <w:ind w:hanging="360" w:left="720"/>
@@ -5063,6 +5149,8 @@
     <w:p>
       <w:pPr>
         <w:pStyle w:val="BodyText"/>
+        <w:keepNext w:val="true"/>
+        <w:keepLines w:val="true"/>
         <w:widowControl/>
         <w:spacing w:before="0" w:after="40"/>
         <w:ind w:hanging="360" w:left="720"/>
@@ -5104,6 +5192,7 @@
     <w:p>
       <w:pPr>
         <w:pStyle w:val="BodyText"/>
+        <w:keepLines w:val="true"/>
         <w:widowControl/>
         <w:spacing w:before="0" w:after="120"/>
         <w:ind w:hanging="360" w:left="720"/>
@@ -5179,6 +5268,8 @@
     <w:p>
       <w:pPr>
         <w:pStyle w:val="BodyText"/>
+        <w:keepNext w:val="true"/>
+        <w:keepLines w:val="true"/>
         <w:widowControl/>
         <w:spacing w:before="0" w:after="40"/>
         <w:ind w:hanging="360" w:left="720"/>
@@ -5220,6 +5311,7 @@
     <w:p>
       <w:pPr>
         <w:pStyle w:val="BodyText"/>
+        <w:keepLines w:val="true"/>
         <w:widowControl/>
         <w:spacing w:before="0" w:after="120"/>
         <w:ind w:hanging="360" w:left="720"/>
@@ -5308,6 +5400,8 @@
     <w:p>
       <w:pPr>
         <w:pStyle w:val="BodyText"/>
+        <w:keepNext w:val="true"/>
+        <w:keepLines w:val="true"/>
         <w:widowControl/>
         <w:spacing w:before="0" w:after="40"/>
         <w:ind w:hanging="360" w:left="720"/>
@@ -5349,6 +5443,8 @@
     <w:p>
       <w:pPr>
         <w:pStyle w:val="BodyText"/>
+        <w:keepNext w:val="true"/>
+        <w:keepLines w:val="true"/>
         <w:widowControl/>
         <w:spacing w:before="0" w:after="40"/>
         <w:ind w:hanging="360" w:left="720"/>
@@ -5390,6 +5486,7 @@
     <w:p>
       <w:pPr>
         <w:pStyle w:val="BodyText"/>
+        <w:keepLines w:val="true"/>
         <w:widowControl/>
         <w:spacing w:before="0" w:after="120"/>
         <w:ind w:hanging="360" w:left="720"/>
@@ -5466,6 +5563,8 @@
     <w:p>
       <w:pPr>
         <w:pStyle w:val="BodyText"/>
+        <w:keepNext w:val="true"/>
+        <w:keepLines w:val="true"/>
         <w:widowControl/>
         <w:spacing w:before="0" w:after="40"/>
         <w:ind w:hanging="360" w:left="720"/>
@@ -5504,7 +5603,7 @@
           <w:szCs w:val="20"/>
           <w:lang w:val="ro-RO"/>
         </w:rPr>
-        <w:t xml:space="preserve">în afară orelor de program </w:t>
+        <w:t xml:space="preserve">în afara orelor de program </w:t>
       </w:r>
       <w:r>
         <w:rPr>
@@ -5535,6 +5634,8 @@
     <w:p>
       <w:pPr>
         <w:pStyle w:val="BodyText"/>
+        <w:keepNext w:val="true"/>
+        <w:keepLines w:val="true"/>
         <w:widowControl/>
         <w:spacing w:before="0" w:after="40"/>
         <w:ind w:hanging="360" w:left="720"/>
@@ -5579,6 +5680,7 @@
     <w:p>
       <w:pPr>
         <w:pStyle w:val="BodyText"/>
+        <w:keepLines w:val="true"/>
         <w:widowControl/>
         <w:spacing w:before="0" w:after="120"/>
         <w:ind w:hanging="360" w:left="720"/>
@@ -5690,12 +5792,14 @@
           <w:szCs w:val="20"/>
           <w:lang w:val="ro-RO"/>
         </w:rPr>
-        <w:t>Pe porțiunea fără trotuar amenajat, pietonii vor circula, pe cât posibil, în afară părții carosabile sau pe partea exterioară a drumului, astfel încât să se deplaseze în sensul invers de circulație al autovehiculelor care circulă pe banda respectivă (să vadă autovehiculele care vin din față pe partea lor)?</w:t>
+        <w:t>Pe porțiunea fără trotuar amenajat, pietonii vor circula, pe cât posibil, în afara părții carosabile sau pe partea exterioară a drumului, astfel încât să se deplaseze în sensul invers de circulație al autovehiculelor care circulă pe banda respectivă (să vadă autovehiculele care vin din față pe partea lor)?</w:t>
       </w:r>
     </w:p>
     <w:p>
       <w:pPr>
         <w:pStyle w:val="BodyText"/>
+        <w:keepNext w:val="true"/>
+        <w:keepLines w:val="true"/>
         <w:widowControl/>
         <w:spacing w:before="0" w:after="40"/>
         <w:ind w:hanging="360" w:left="720"/>
@@ -5740,6 +5844,7 @@
     <w:p>
       <w:pPr>
         <w:pStyle w:val="BodyText"/>
+        <w:keepLines w:val="true"/>
         <w:widowControl/>
         <w:spacing w:before="0" w:after="120"/>
         <w:ind w:hanging="360" w:left="720"/>
@@ -5831,6 +5936,8 @@
     <w:p>
       <w:pPr>
         <w:pStyle w:val="BodyText"/>
+        <w:keepNext w:val="true"/>
+        <w:keepLines w:val="true"/>
         <w:widowControl/>
         <w:spacing w:before="0" w:after="40"/>
         <w:ind w:hanging="360" w:left="720"/>
@@ -5872,6 +5979,7 @@
     <w:p>
       <w:pPr>
         <w:pStyle w:val="BodyText"/>
+        <w:keepLines w:val="true"/>
         <w:widowControl/>
         <w:spacing w:before="0" w:after="120"/>
         <w:ind w:hanging="360" w:left="720"/>
@@ -6002,6 +6110,8 @@
     <w:p>
       <w:pPr>
         <w:pStyle w:val="BodyText"/>
+        <w:keepNext w:val="true"/>
+        <w:keepLines w:val="true"/>
         <w:widowControl/>
         <w:spacing w:before="0" w:after="40"/>
         <w:ind w:hanging="360" w:left="720"/>
@@ -6044,6 +6154,7 @@
     <w:p>
       <w:pPr>
         <w:pStyle w:val="BodyText"/>
+        <w:keepLines w:val="true"/>
         <w:widowControl/>
         <w:spacing w:before="0" w:after="120"/>
         <w:ind w:hanging="360" w:left="720"/>
@@ -6123,6 +6234,8 @@
     <w:p>
       <w:pPr>
         <w:pStyle w:val="BodyText"/>
+        <w:keepNext w:val="true"/>
+        <w:keepLines w:val="true"/>
         <w:widowControl/>
         <w:spacing w:before="0" w:after="40"/>
         <w:ind w:hanging="360" w:left="720"/>
@@ -6167,6 +6280,8 @@
     <w:p>
       <w:pPr>
         <w:pStyle w:val="BodyText"/>
+        <w:keepNext w:val="true"/>
+        <w:keepLines w:val="true"/>
         <w:widowControl/>
         <w:spacing w:before="0" w:after="40"/>
         <w:ind w:hanging="360" w:left="720"/>
@@ -6211,6 +6326,7 @@
     <w:p>
       <w:pPr>
         <w:pStyle w:val="BodyText"/>
+        <w:keepLines w:val="true"/>
         <w:widowControl/>
         <w:spacing w:before="0" w:after="120"/>
         <w:ind w:hanging="360" w:left="720"/>
@@ -6288,6 +6404,8 @@
     <w:p>
       <w:pPr>
         <w:pStyle w:val="BodyText"/>
+        <w:keepNext w:val="true"/>
+        <w:keepLines w:val="true"/>
         <w:widowControl/>
         <w:spacing w:before="0" w:after="40"/>
         <w:ind w:hanging="360" w:left="720"/>
@@ -6329,6 +6447,8 @@
     <w:p>
       <w:pPr>
         <w:pStyle w:val="BodyText"/>
+        <w:keepNext w:val="true"/>
+        <w:keepLines w:val="true"/>
         <w:widowControl/>
         <w:spacing w:before="0" w:after="40"/>
         <w:ind w:hanging="360" w:left="720"/>
@@ -6371,6 +6491,7 @@
     <w:p>
       <w:pPr>
         <w:pStyle w:val="BodyText"/>
+        <w:keepLines w:val="true"/>
         <w:widowControl/>
         <w:spacing w:before="0" w:after="40"/>
         <w:ind w:hanging="360" w:left="720"/>
@@ -6413,6 +6534,7 @@
     <w:p>
       <w:pPr>
         <w:pStyle w:val="BodyText"/>
+        <w:keepLines w:val="true"/>
         <w:widowControl/>
         <w:spacing w:before="0" w:after="120"/>
         <w:ind w:hanging="360" w:left="720"/>

--- a/packages/document-engine/templates/5.2_test_periodic.docx
+++ b/packages/document-engine/templates/5.2_test_periodic.docx
@@ -309,7 +309,7 @@
           <w:szCs w:val="20"/>
           <w:lang w:val="ro-RO"/>
         </w:rPr>
-        <w:t>roșu – semnal de interzicere, galben – semnal de avertizare, albastru – semnal de obligație, verde – semnal de salvare sau prim ajutor;</w:t>
+        <w:t xml:space="preserve">roșu – semnal de interzicere, galben – semnal de avertizare, albastru – semnal de obligație, verde – semnal de salvare sau prim ajutor;</w:t>
       </w:r>
     </w:p>
     <w:p>
@@ -4578,7 +4578,7 @@
           <w:szCs w:val="20"/>
           <w:lang w:val="ro-RO"/>
         </w:rPr>
-        <w:t>roșu – semnal de interzicere, galben – semnal de avertizare, albastru – semnal de obligație, verde – semnal de salvare sau prim ajutor;</w:t>
+        <w:t xml:space="preserve">roșu – semnal de interzicere, galben – semnal de avertizare, albastru – semnal de obligație, verde – semnal de salvare sau prim ajutor;</w:t>
       </w:r>
     </w:p>
     <w:p>

--- a/packages/document-engine/templates/5.2_test_periodic.docx
+++ b/packages/document-engine/templates/5.2_test_periodic.docx
@@ -8695,7 +8695,7 @@
               <w:szCs w:val="16"/>
               <w:lang w:val="ro-RO"/>
             </w:rPr>
-            <w:t>Test de verificare periodică în domeniul securității și sănătății în muncă (anual)</w:t>
+            <w:t>Test de verificare periodică în domeniul securității și sănătății în muncă</w:t>
           </w:r>
         </w:p>
       </w:tc>
@@ -9478,7 +9478,7 @@
               <w:szCs w:val="16"/>
               <w:lang w:val="ro-RO"/>
             </w:rPr>
-            <w:t>Test de verificare periodică în domeniul securității și sănătății în muncă (anual)</w:t>
+            <w:t>Test de verificare periodică în domeniul securității și sănătății în muncă</w:t>
           </w:r>
         </w:p>
       </w:tc>
@@ -10261,7 +10261,7 @@
               <w:szCs w:val="16"/>
               <w:lang w:val="ro-RO"/>
             </w:rPr>
-            <w:t>Test de verificare periodică în domeniul securității și sănătății în muncă (anual)</w:t>
+            <w:t>Test de verificare periodică în domeniul securității și sănătății în muncă</w:t>
           </w:r>
         </w:p>
       </w:tc>

--- a/packages/document-engine/templates/5.2_test_periodic.docx
+++ b/packages/document-engine/templates/5.2_test_periodic.docx
@@ -351,7 +351,7 @@
           <w:szCs w:val="20"/>
           <w:lang w:val="ro-RO"/>
         </w:rPr>
-        <w:t>galben – semnal de interzicere, roșu – semnal avertizare.</w:t>
+        <w:t xml:space="preserve">galben – semnal de interzicere, roșu – semnal de avertizare.</w:t>
       </w:r>
     </w:p>
     <w:p>
@@ -1822,7 +1822,7 @@
           <w:szCs w:val="20"/>
           <w:lang w:val="ro-RO"/>
         </w:rPr>
-        <w:t xml:space="preserve">electrice (reparații, reglaje, etc.) se va face numai după întreruperea alimentării cu energie electrică și </w:t>
+        <w:t xml:space="preserve">electrice (reparații, reglaje etc.) se va face numai după întreruperea alimentării cu energie electrică și </w:t>
       </w:r>
       <w:r>
         <w:rPr>
@@ -4620,7 +4620,7 @@
           <w:szCs w:val="20"/>
           <w:lang w:val="ro-RO"/>
         </w:rPr>
-        <w:t>galben – semnal de interzicere, roșu – semnal avertizare.</w:t>
+        <w:t xml:space="preserve">galben – semnal de interzicere, roșu – semnal de avertizare.</w:t>
       </w:r>
     </w:p>
     <w:p>
@@ -6091,7 +6091,7 @@
           <w:szCs w:val="20"/>
           <w:lang w:val="ro-RO"/>
         </w:rPr>
-        <w:t xml:space="preserve">electrice (reparații, reglaje, etc.) se va face numai după întreruperea alimentării cu energie electrică și </w:t>
+        <w:t xml:space="preserve">electrice (reparații, reglaje etc.) se va face numai după întreruperea alimentării cu energie electrică și </w:t>
       </w:r>
       <w:r>
         <w:rPr>

--- a/packages/document-engine/templates/5.2_test_periodic.docx
+++ b/packages/document-engine/templates/5.2_test_periodic.docx
@@ -1959,7 +1959,7 @@
           <w:szCs w:val="20"/>
           <w:lang w:val="ro-RO"/>
         </w:rPr>
-        <w:t>13. Ce veți face când primiți o sarcină de muncă care constă în utilizarea unui mijloc de producție (echipament de muncă) nou pentru dumneavoastră față de care nu cunoașteți amănunte cu privire la modul de utilizare?</w:t>
+        <w:t xml:space="preserve">13. Ce veți face când primiți o sarcină de muncă care constă în utilizarea unui mijloc de producție (echipament de muncă) nou pentru dumneavoastră față de care nu cunoașteți amănunte cu privire la modul de utilizare? (mai multe variante corecte)</w:t>
       </w:r>
     </w:p>
     <w:p>
@@ -6228,7 +6228,7 @@
           <w:szCs w:val="20"/>
           <w:lang w:val="ro-RO"/>
         </w:rPr>
-        <w:t>13. Ce veți face când primiți o sarcină de muncă care constă în utilizarea unui mijloc de producție (echipament de muncă) nou pentru dumneavoastră față de care nu cunoașteți amănunte cu privire la modul de utilizare?</w:t>
+        <w:t xml:space="preserve">13. Ce veți face când primiți o sarcină de muncă care constă în utilizarea unui mijloc de producție (echipament de muncă) nou pentru dumneavoastră față de care nu cunoașteți amănunte cu privire la modul de utilizare? (mai multe variante corecte)</w:t>
       </w:r>
     </w:p>
     <w:p>

--- a/packages/document-engine/templates/5.2_test_periodic.docx
+++ b/packages/document-engine/templates/5.2_test_periodic.docx
@@ -2129,7 +2129,7 @@
           <w:szCs w:val="20"/>
           <w:lang w:val="ro-RO"/>
         </w:rPr>
-        <w:t>14. Transportul de către o singură persoană se poate face în cazuri simple, fără leziuni importante (în special fără fracturi) și se realizează prin mai multe tehnici. Care sunt acestea?</w:t>
+        <w:t>14. Transportul de către o singură persoană se poate face în cazuri simple, fără leziuni importante (în special fără fracturi) și se realizează prin mai multe tehnici. Care sunt acestea? (mai multe variante corecte)</w:t>
       </w:r>
     </w:p>
     <w:p>
@@ -6398,7 +6398,7 @@
           <w:szCs w:val="20"/>
           <w:lang w:val="ro-RO"/>
         </w:rPr>
-        <w:t>14. Transportul de către o singură persoană se poate face în cazuri simple, fără leziuni importante (în special fără fracturi) și se realizează prin mai multe tehnici. Care sunt acestea?</w:t>
+        <w:t>14. Transportul de către o singură persoană se poate face în cazuri simple, fără leziuni importante (în special fără fracturi) și se realizează prin mai multe tehnici. Care sunt acestea? (mai multe variante corecte)</w:t>
       </w:r>
     </w:p>
     <w:p>

--- a/packages/document-engine/templates/5.2_test_periodic.docx
+++ b/packages/document-engine/templates/5.2_test_periodic.docx
@@ -874,7 +874,7 @@
           <w:szCs w:val="20"/>
           <w:lang w:val="ro-RO"/>
         </w:rPr>
-        <w:t>6. Când un lucrător a lipsit peste 30 de zile lucrătoare se face instruirea suplimentară?</w:t>
+        <w:t xml:space="preserve">6. Când un lucrător a lipsit peste 30 de zile lucrătoare, se face instruirea suplimentară?</w:t>
       </w:r>
     </w:p>
     <w:p>
@@ -2096,7 +2096,7 @@
           <w:szCs w:val="20"/>
           <w:lang w:val="ro-RO"/>
         </w:rPr>
-        <w:t>Refuz să utilizez echipamentul până primesc toate informațiile de care am nevoie cu privire la modul de utilizare al acestuia și în cazul în care nu primesc nicio informație solicit să mi se ofere toate informațiile de care am nevoie și pe care nu le cunosc.</w:t>
+        <w:t xml:space="preserve">Refuz să utilizez echipamentul până primesc toate informațiile de care am nevoie cu privire la modul de utilizare al acestuia și, în cazul în care nu primesc nicio informație, solicit să mi se ofere toate informațiile de care am nevoie și pe care nu le cunosc.</w:t>
       </w:r>
     </w:p>
     <w:p>
@@ -5143,7 +5143,7 @@
           <w:szCs w:val="20"/>
           <w:lang w:val="ro-RO"/>
         </w:rPr>
-        <w:t>6. Când un lucrător a lipsit peste 30 de zile lucrătoare se face instruirea suplimentară?</w:t>
+        <w:t xml:space="preserve">6. Când un lucrător a lipsit peste 30 de zile lucrătoare, se face instruirea suplimentară?</w:t>
       </w:r>
     </w:p>
     <w:p>
@@ -6365,7 +6365,7 @@
           <w:szCs w:val="20"/>
           <w:lang w:val="ro-RO"/>
         </w:rPr>
-        <w:t>Refuz să utilizez echipamentul până primesc toate informațiile de care am nevoie cu privire la modul de utilizare al acestuia și în cazul în care nu primesc nicio informație solicit să mi se ofere toate informațiile de care am nevoie și pe care nu le cunosc.</w:t>
+        <w:t xml:space="preserve">Refuz să utilizez echipamentul până primesc toate informațiile de care am nevoie cu privire la modul de utilizare al acestuia și, în cazul în care nu primesc nicio informație, solicit să mi se ofere toate informațiile de care am nevoie și pe care nu le cunosc.</w:t>
       </w:r>
     </w:p>
     <w:p>

--- a/packages/document-engine/templates/5.2_test_periodic.docx
+++ b/packages/document-engine/templates/5.2_test_periodic.docx
@@ -551,7 +551,7 @@
           <w:szCs w:val="20"/>
           <w:lang w:val="ro-RO"/>
         </w:rPr>
-        <w:t>4. Între ce interval se consideră muncă de noapte?</w:t>
+        <w:t>4. În ce interval orar se prestează munca de noapte?</w:t>
       </w:r>
     </w:p>
     <w:p>
@@ -2096,7 +2096,7 @@
           <w:szCs w:val="20"/>
           <w:lang w:val="ro-RO"/>
         </w:rPr>
-        <w:t xml:space="preserve">Refuz să utilizez echipamentul până primesc toate informațiile de care am nevoie cu privire la modul de utilizare al acestuia și, în cazul în care nu primesc nicio informație, solicit să mi se ofere toate informațiile de care am nevoie și pe care nu le cunosc.</w:t>
+        <w:t xml:space="preserve">Refuz să utilizez echipamentul până primesc toate informațiile de care am nevoie cu privire la modul de utilizare a acestuia și, în cazul în care nu primesc nicio informație, solicit să mi se ofere toate informațiile de care am nevoie și pe care nu le cunosc.</w:t>
       </w:r>
     </w:p>
     <w:p>
@@ -4820,7 +4820,7 @@
           <w:szCs w:val="20"/>
           <w:lang w:val="ro-RO"/>
         </w:rPr>
-        <w:t>4. Între ce interval se consideră muncă de noapte?</w:t>
+        <w:t>4. În ce interval orar se prestează munca de noapte?</w:t>
       </w:r>
     </w:p>
     <w:p>
@@ -6365,7 +6365,7 @@
           <w:szCs w:val="20"/>
           <w:lang w:val="ro-RO"/>
         </w:rPr>
-        <w:t xml:space="preserve">Refuz să utilizez echipamentul până primesc toate informațiile de care am nevoie cu privire la modul de utilizare al acestuia și, în cazul în care nu primesc nicio informație, solicit să mi se ofere toate informațiile de care am nevoie și pe care nu le cunosc.</w:t>
+        <w:t xml:space="preserve">Refuz să utilizez echipamentul până primesc toate informațiile de care am nevoie cu privire la modul de utilizare a acestuia și, în cazul în care nu primesc nicio informație, solicit să mi se ofere toate informațiile de care am nevoie și pe care nu le cunosc.</w:t>
       </w:r>
     </w:p>
     <w:p>

--- a/packages/document-engine/templates/5.2_test_periodic.docx
+++ b/packages/document-engine/templates/5.2_test_periodic.docx
@@ -5,7 +5,7 @@
     <w:p>
       <w:pPr>
         <w:pStyle w:val="Normal"/>
-        <w:keepNext w:val="false"/>
+        <w:keepNext w:val="true"/>
         <w:widowControl/>
         <w:spacing w:before="0" w:after="0"/>
         <w:ind w:hanging="0"/>
@@ -32,6 +32,37 @@
           <w:lang w:val="ro-RO"/>
         </w:rPr>
         <w:t>TESTARE DE VERIFICARE A CUNOȘTINȚELOR PRIVIND SECURITATEA ȘI SĂNĂTATEA ÎN MUNCĂ (PERIODIC)</w:t>
+      </w:r>
+    </w:p>
+    <w:p>
+      <w:pPr>
+        <w:pStyle w:val="Normal"/>
+        <w:keepNext w:val="true"/>
+        <w:widowControl/>
+        <w:spacing w:before="0" w:after="0"/>
+        <w:ind w:hanging="0"/>
+        <w:jc w:val="center"/>
+        <w:rPr>
+          <w:rFonts w:ascii="Arial" w:hAnsi="Arial" w:eastAsia="Arial" w:cs="Arial"/>
+          <w:b w:val="false"/>
+          <w:i/>
+          <w:color w:val="auto"/>
+          <w:sz w:val="20"/>
+          <w:szCs w:val="20"/>
+          <w:lang w:val="ro-RO"/>
+        </w:rPr>
+      </w:pPr>
+      <w:r>
+        <w:rPr>
+          <w:rFonts w:ascii="Arial" w:hAnsi="Arial" w:eastAsia="Arial" w:cs="Arial"/>
+          <w:b w:val="false"/>
+          <w:i/>
+          <w:color w:val="auto"/>
+          <w:sz w:val="20"/>
+          <w:szCs w:val="20"/>
+          <w:lang w:val="ro-RO"/>
+        </w:rPr>
+        <w:t>La fiecare întrebare pot fi corecte unul sau mai multe răspunsuri.</w:t>
       </w:r>
     </w:p>
     <w:p>
@@ -4271,7 +4302,7 @@
     <w:p>
       <w:pPr>
         <w:pStyle w:val="Normal"/>
-        <w:keepNext w:val="false"/>
+        <w:keepNext w:val="true"/>
         <w:widowControl/>
         <w:spacing w:before="120" w:after="0"/>
         <w:ind w:hanging="0"/>
@@ -4301,6 +4332,37 @@
           <w:lang w:val="ro-RO"/>
         </w:rPr>
         <w:t>TESTARE DE VERIFICARE A CUNOȘTINȚELOR PRIVIND SECURITATEA ȘI SĂNĂTATEA ÎN MUNCĂ (PERIODIC)</w:t>
+      </w:r>
+    </w:p>
+    <w:p>
+      <w:pPr>
+        <w:pStyle w:val="Normal"/>
+        <w:keepNext w:val="true"/>
+        <w:widowControl/>
+        <w:spacing w:before="0" w:after="0"/>
+        <w:ind w:hanging="0"/>
+        <w:jc w:val="center"/>
+        <w:rPr>
+          <w:rFonts w:ascii="Arial" w:hAnsi="Arial" w:eastAsia="Arial" w:cs="Arial"/>
+          <w:b w:val="false"/>
+          <w:i/>
+          <w:color w:val="auto"/>
+          <w:sz w:val="20"/>
+          <w:szCs w:val="20"/>
+          <w:lang w:val="ro-RO"/>
+        </w:rPr>
+      </w:pPr>
+      <w:r>
+        <w:rPr>
+          <w:rFonts w:ascii="Arial" w:hAnsi="Arial" w:eastAsia="Arial" w:cs="Arial"/>
+          <w:b w:val="false"/>
+          <w:i/>
+          <w:color w:val="auto"/>
+          <w:sz w:val="20"/>
+          <w:szCs w:val="20"/>
+          <w:lang w:val="ro-RO"/>
+        </w:rPr>
+        <w:t>La fiecare întrebare pot fi corecte unul sau mai multe răspunsuri.</w:t>
       </w:r>
     </w:p>
     <w:p>
